--- a/23级综合实训学生提交资料（空白表）20260316/23级综合实训学生提交资料（空白表）20260313/0.综合实训课资料检查表.docx
+++ b/23级综合实训学生提交资料（空白表）20260316/23级综合实训学生提交资料（空白表）20260313/0.综合实训课资料检查表.docx
@@ -1,19 +1,19 @@
 
 <file path=word/document.xml><?xml version="1.0" encoding="utf-8"?>
-<w:document xmlns:wpc="http://schemas.microsoft.com/office/word/2010/wordprocessingCanvas" xmlns:mc="http://schemas.openxmlformats.org/markup-compatibility/2006" xmlns:o="urn:schemas-microsoft-com:office:office" xmlns:r="http://schemas.openxmlformats.org/officeDocument/2006/relationships" xmlns:m="http://schemas.openxmlformats.org/officeDocument/2006/math" xmlns:v="urn:schemas-microsoft-com:vml" xmlns:wp14="http://schemas.microsoft.com/office/word/2010/wordprocessingDrawing" xmlns:wp="http://schemas.openxmlformats.org/drawingml/2006/wordprocessingDrawing" xmlns:w="http://schemas.openxmlformats.org/wordprocessingml/2006/main" xmlns:w14="http://schemas.microsoft.com/office/word/2010/wordml" xmlns:w10="urn:schemas-microsoft-com:office:word" xmlns:w15="http://schemas.microsoft.com/office/word/2012/wordml" xmlns:wpg="http://schemas.microsoft.com/office/word/2010/wordprocessingGroup" xmlns:wpi="http://schemas.microsoft.com/office/word/2010/wordprocessingInk" xmlns:wne="http://schemas.microsoft.com/office/word/2006/wordml" xmlns:wps="http://schemas.microsoft.com/office/word/2010/wordprocessingShape" xmlns:wpsCustomData="http://www.wps.cn/officeDocument/2013/wpsCustomData" mc:Ignorable="w14 w15 wp14">
+<w:document xmlns:wpc="http://schemas.microsoft.com/office/word/2010/wordprocessingCanvas" xmlns:cx="http://schemas.microsoft.com/office/drawing/2014/chartex" xmlns:cx1="http://schemas.microsoft.com/office/drawing/2015/9/8/chartex" xmlns:cx2="http://schemas.microsoft.com/office/drawing/2015/10/21/chartex" xmlns:cx3="http://schemas.microsoft.com/office/drawing/2016/5/9/chartex" xmlns:cx4="http://schemas.microsoft.com/office/drawing/2016/5/10/chartex" xmlns:cx5="http://schemas.microsoft.com/office/drawing/2016/5/11/chartex" xmlns:cx6="http://schemas.microsoft.com/office/drawing/2016/5/12/chartex" xmlns:cx7="http://schemas.microsoft.com/office/drawing/2016/5/13/chartex" xmlns:cx8="http://schemas.microsoft.com/office/drawing/2016/5/14/chartex" xmlns:mc="http://schemas.openxmlformats.org/markup-compatibility/2006" xmlns:aink="http://schemas.microsoft.com/office/drawing/2016/ink" xmlns:am3d="http://schemas.microsoft.com/office/drawing/2017/model3d" xmlns:o="urn:schemas-microsoft-com:office:office" xmlns:oel="http://schemas.microsoft.com/office/2019/extlst" xmlns:r="http://schemas.openxmlformats.org/officeDocument/2006/relationships" xmlns:m="http://schemas.openxmlformats.org/officeDocument/2006/math" xmlns:v="urn:schemas-microsoft-com:vml" xmlns:wp14="http://schemas.microsoft.com/office/word/2010/wordprocessingDrawing" xmlns:wp="http://schemas.openxmlformats.org/drawingml/2006/wordprocessingDrawing" xmlns:w10="urn:schemas-microsoft-com:office:word" xmlns:w="http://schemas.openxmlformats.org/wordprocessingml/2006/main" xmlns:w14="http://schemas.microsoft.com/office/word/2010/wordml" xmlns:w15="http://schemas.microsoft.com/office/word/2012/wordml" xmlns:w16cex="http://schemas.microsoft.com/office/word/2018/wordml/cex" xmlns:w16cid="http://schemas.microsoft.com/office/word/2016/wordml/cid" xmlns:w16="http://schemas.microsoft.com/office/word/2018/wordml" xmlns:w16du="http://schemas.microsoft.com/office/word/2023/wordml/word16du" xmlns:w16sdtdh="http://schemas.microsoft.com/office/word/2020/wordml/sdtdatahash" xmlns:w16sdtfl="http://schemas.microsoft.com/office/word/2024/wordml/sdtformatlock" xmlns:w16se="http://schemas.microsoft.com/office/word/2015/wordml/symex" xmlns:wpg="http://schemas.microsoft.com/office/word/2010/wordprocessingGroup" xmlns:wpi="http://schemas.microsoft.com/office/word/2010/wordprocessingInk" xmlns:wne="http://schemas.microsoft.com/office/word/2006/wordml" xmlns:wps="http://schemas.microsoft.com/office/word/2010/wordprocessingShape" mc:Ignorable="w14 w15 w16se w16cid w16 w16cex w16sdtdh w16sdtfl w16du wp14">
   <w:body>
     <w:p>
       <w:pPr>
         <w:jc w:val="center"/>
         <w:rPr>
-          <w:rFonts w:ascii="黑体" w:hAnsi="黑体" w:eastAsia="黑体"/>
+          <w:rFonts w:ascii="黑体" w:eastAsia="黑体" w:hAnsi="黑体" w:hint="eastAsia"/>
           <w:sz w:val="48"/>
           <w:szCs w:val="48"/>
         </w:rPr>
       </w:pPr>
       <w:r>
         <w:rPr>
-          <w:rFonts w:hint="eastAsia" w:ascii="黑体" w:hAnsi="黑体" w:eastAsia="黑体"/>
+          <w:rFonts w:ascii="黑体" w:eastAsia="黑体" w:hAnsi="黑体" w:hint="eastAsia"/>
           <w:sz w:val="48"/>
           <w:szCs w:val="48"/>
         </w:rPr>
@@ -21,7 +21,7 @@
       </w:r>
       <w:r>
         <w:rPr>
-          <w:rFonts w:ascii="黑体" w:hAnsi="黑体" w:eastAsia="黑体"/>
+          <w:rFonts w:ascii="黑体" w:eastAsia="黑体" w:hAnsi="黑体"/>
           <w:sz w:val="48"/>
           <w:szCs w:val="48"/>
         </w:rPr>
@@ -29,34 +29,25 @@
       </w:r>
       <w:r>
         <w:rPr>
-          <w:rFonts w:hint="eastAsia" w:ascii="黑体" w:hAnsi="黑体" w:eastAsia="黑体"/>
-          <w:sz w:val="48"/>
-          <w:szCs w:val="48"/>
-          <w:lang w:val="en-US" w:eastAsia="zh-CN"/>
-        </w:rPr>
-        <w:t xml:space="preserve">  </w:t>
-      </w:r>
-      <w:r>
-        <w:rPr>
-          <w:rFonts w:hint="eastAsia" w:ascii="黑体" w:hAnsi="黑体" w:eastAsia="黑体"/>
+          <w:rFonts w:ascii="黑体" w:eastAsia="黑体" w:hAnsi="黑体" w:hint="eastAsia"/>
           <w:sz w:val="48"/>
           <w:szCs w:val="48"/>
         </w:rPr>
-        <w:t>级综合实训课资料检查表</w:t>
+        <w:t xml:space="preserve">  级综合实训课资料检查表</w:t>
       </w:r>
     </w:p>
     <w:p>
       <w:pPr>
         <w:jc w:val="center"/>
         <w:rPr>
-          <w:rFonts w:ascii="黑体" w:hAnsi="黑体" w:eastAsia="黑体"/>
+          <w:rFonts w:ascii="黑体" w:eastAsia="黑体" w:hAnsi="黑体" w:hint="eastAsia"/>
           <w:sz w:val="30"/>
           <w:szCs w:val="30"/>
         </w:rPr>
       </w:pPr>
       <w:r>
         <w:rPr>
-          <w:rFonts w:hint="eastAsia" w:ascii="黑体" w:hAnsi="黑体" w:eastAsia="黑体"/>
+          <w:rFonts w:ascii="黑体" w:eastAsia="黑体" w:hAnsi="黑体" w:hint="eastAsia"/>
           <w:sz w:val="30"/>
           <w:szCs w:val="30"/>
         </w:rPr>
@@ -67,7 +58,7 @@
       <w:pPr>
         <w:jc w:val="center"/>
         <w:rPr>
-          <w:rFonts w:ascii="黑体" w:hAnsi="黑体" w:eastAsia="黑体"/>
+          <w:rFonts w:ascii="黑体" w:eastAsia="黑体" w:hAnsi="黑体" w:hint="eastAsia"/>
           <w:szCs w:val="21"/>
         </w:rPr>
       </w:pPr>
@@ -75,20 +66,20 @@
     <w:p>
       <w:pPr>
         <w:rPr>
-          <w:rFonts w:ascii="黑体" w:hAnsi="黑体" w:eastAsia="黑体"/>
+          <w:rFonts w:ascii="黑体" w:eastAsia="黑体" w:hAnsi="黑体" w:hint="eastAsia"/>
           <w:szCs w:val="21"/>
         </w:rPr>
       </w:pPr>
       <w:r>
         <w:rPr>
-          <w:rFonts w:hint="eastAsia" w:ascii="黑体" w:hAnsi="黑体" w:eastAsia="黑体"/>
+          <w:rFonts w:ascii="黑体" w:eastAsia="黑体" w:hAnsi="黑体" w:hint="eastAsia"/>
           <w:szCs w:val="21"/>
         </w:rPr>
         <w:t>专业班级：</w:t>
       </w:r>
       <w:r>
         <w:rPr>
-          <w:rFonts w:hint="eastAsia" w:ascii="黑体" w:hAnsi="黑体" w:eastAsia="黑体"/>
+          <w:rFonts w:ascii="黑体" w:eastAsia="黑体" w:hAnsi="黑体" w:hint="eastAsia"/>
           <w:szCs w:val="21"/>
           <w:u w:val="single"/>
         </w:rPr>
@@ -96,7 +87,7 @@
       </w:r>
       <w:r>
         <w:rPr>
-          <w:rFonts w:ascii="黑体" w:hAnsi="黑体" w:eastAsia="黑体"/>
+          <w:rFonts w:ascii="黑体" w:eastAsia="黑体" w:hAnsi="黑体"/>
           <w:szCs w:val="21"/>
           <w:u w:val="single"/>
         </w:rPr>
@@ -104,14 +95,14 @@
       </w:r>
       <w:r>
         <w:rPr>
-          <w:rFonts w:hint="eastAsia" w:ascii="黑体" w:hAnsi="黑体" w:eastAsia="黑体"/>
+          <w:rFonts w:ascii="黑体" w:eastAsia="黑体" w:hAnsi="黑体" w:hint="eastAsia"/>
           <w:szCs w:val="21"/>
         </w:rPr>
         <w:t>团队成员</w:t>
       </w:r>
       <w:r>
         <w:rPr>
-          <w:rFonts w:hint="eastAsia" w:ascii="黑体" w:hAnsi="黑体" w:eastAsia="黑体"/>
+          <w:rFonts w:ascii="黑体" w:eastAsia="黑体" w:hAnsi="黑体" w:hint="eastAsia"/>
           <w:szCs w:val="21"/>
           <w:u w:val="single"/>
         </w:rPr>
@@ -119,7 +110,7 @@
       </w:r>
       <w:r>
         <w:rPr>
-          <w:rFonts w:ascii="黑体" w:hAnsi="黑体" w:eastAsia="黑体"/>
+          <w:rFonts w:ascii="黑体" w:eastAsia="黑体" w:hAnsi="黑体"/>
           <w:szCs w:val="21"/>
           <w:u w:val="single"/>
         </w:rPr>
@@ -129,7 +120,7 @@
     <w:p>
       <w:pPr>
         <w:rPr>
-          <w:rFonts w:ascii="黑体" w:hAnsi="黑体" w:eastAsia="黑体"/>
+          <w:rFonts w:ascii="黑体" w:eastAsia="黑体" w:hAnsi="黑体" w:hint="eastAsia"/>
           <w:szCs w:val="21"/>
         </w:rPr>
       </w:pPr>
@@ -137,21 +128,21 @@
     <w:p>
       <w:pPr>
         <w:rPr>
-          <w:rFonts w:ascii="黑体" w:hAnsi="黑体" w:eastAsia="黑体"/>
+          <w:rFonts w:ascii="黑体" w:eastAsia="黑体" w:hAnsi="黑体" w:hint="eastAsia"/>
           <w:szCs w:val="21"/>
           <w:u w:val="single"/>
         </w:rPr>
       </w:pPr>
       <w:r>
         <w:rPr>
-          <w:rFonts w:hint="eastAsia" w:ascii="黑体" w:hAnsi="黑体" w:eastAsia="黑体"/>
+          <w:rFonts w:ascii="黑体" w:eastAsia="黑体" w:hAnsi="黑体" w:hint="eastAsia"/>
           <w:szCs w:val="21"/>
         </w:rPr>
         <w:t>指导教师：</w:t>
       </w:r>
       <w:r>
         <w:rPr>
-          <w:rFonts w:hint="eastAsia" w:ascii="黑体" w:hAnsi="黑体" w:eastAsia="黑体"/>
+          <w:rFonts w:ascii="黑体" w:eastAsia="黑体" w:hAnsi="黑体" w:hint="eastAsia"/>
           <w:szCs w:val="21"/>
           <w:u w:val="single"/>
         </w:rPr>
@@ -159,7 +150,7 @@
       </w:r>
       <w:r>
         <w:rPr>
-          <w:rFonts w:ascii="黑体" w:hAnsi="黑体" w:eastAsia="黑体"/>
+          <w:rFonts w:ascii="黑体" w:eastAsia="黑体" w:hAnsi="黑体"/>
           <w:szCs w:val="21"/>
           <w:u w:val="single"/>
         </w:rPr>
@@ -167,14 +158,14 @@
       </w:r>
       <w:r>
         <w:rPr>
-          <w:rFonts w:hint="eastAsia" w:ascii="黑体" w:hAnsi="黑体" w:eastAsia="黑体"/>
+          <w:rFonts w:ascii="黑体" w:eastAsia="黑体" w:hAnsi="黑体" w:hint="eastAsia"/>
           <w:szCs w:val="21"/>
         </w:rPr>
         <w:t>题目：</w:t>
       </w:r>
       <w:r>
         <w:rPr>
-          <w:rFonts w:hint="eastAsia" w:ascii="黑体" w:hAnsi="黑体" w:eastAsia="黑体"/>
+          <w:rFonts w:ascii="黑体" w:eastAsia="黑体" w:hAnsi="黑体" w:hint="eastAsia"/>
           <w:szCs w:val="21"/>
           <w:u w:val="single"/>
         </w:rPr>
@@ -182,7 +173,7 @@
       </w:r>
       <w:r>
         <w:rPr>
-          <w:rFonts w:ascii="黑体" w:hAnsi="黑体" w:eastAsia="黑体"/>
+          <w:rFonts w:ascii="黑体" w:eastAsia="黑体" w:hAnsi="黑体"/>
           <w:szCs w:val="21"/>
           <w:u w:val="single"/>
         </w:rPr>
@@ -193,14 +184,14 @@
       <w:pPr>
         <w:spacing w:line="360" w:lineRule="auto"/>
         <w:rPr>
-          <w:rFonts w:ascii="黑体" w:hAnsi="黑体" w:eastAsia="黑体"/>
+          <w:rFonts w:ascii="黑体" w:eastAsia="黑体" w:hAnsi="黑体" w:hint="eastAsia"/>
           <w:sz w:val="24"/>
           <w:szCs w:val="24"/>
         </w:rPr>
       </w:pPr>
       <w:r>
         <w:rPr>
-          <w:rFonts w:hint="eastAsia" w:ascii="黑体" w:hAnsi="黑体" w:eastAsia="黑体"/>
+          <w:rFonts w:ascii="黑体" w:eastAsia="黑体" w:hAnsi="黑体" w:hint="eastAsia"/>
           <w:sz w:val="24"/>
           <w:szCs w:val="24"/>
           <w:u w:val="single"/>
@@ -210,24 +201,10 @@
     </w:p>
     <w:tbl>
       <w:tblPr>
-        <w:tblStyle w:val="5"/>
+        <w:tblStyle w:val="a7"/>
         <w:tblW w:w="8522" w:type="dxa"/>
-        <w:tblInd w:w="0" w:type="dxa"/>
-        <w:tblBorders>
-          <w:top w:val="single" w:color="auto" w:sz="4" w:space="0"/>
-          <w:left w:val="single" w:color="auto" w:sz="4" w:space="0"/>
-          <w:bottom w:val="single" w:color="auto" w:sz="4" w:space="0"/>
-          <w:right w:val="single" w:color="auto" w:sz="4" w:space="0"/>
-          <w:insideH w:val="single" w:color="auto" w:sz="4" w:space="0"/>
-          <w:insideV w:val="single" w:color="auto" w:sz="4" w:space="0"/>
-        </w:tblBorders>
         <w:tblLayout w:type="fixed"/>
-        <w:tblCellMar>
-          <w:top w:w="0" w:type="dxa"/>
-          <w:left w:w="108" w:type="dxa"/>
-          <w:bottom w:w="0" w:type="dxa"/>
-          <w:right w:w="108" w:type="dxa"/>
-        </w:tblCellMar>
+        <w:tblLook w:val="04A0" w:firstRow="1" w:lastRow="0" w:firstColumn="1" w:lastColumn="0" w:noHBand="0" w:noVBand="1"/>
       </w:tblPr>
       <w:tblGrid>
         <w:gridCol w:w="675"/>
@@ -237,22 +214,6 @@
         <w:gridCol w:w="1184"/>
       </w:tblGrid>
       <w:tr>
-        <w:tblPrEx>
-          <w:tblBorders>
-            <w:top w:val="single" w:color="auto" w:sz="4" w:space="0"/>
-            <w:left w:val="single" w:color="auto" w:sz="4" w:space="0"/>
-            <w:bottom w:val="single" w:color="auto" w:sz="4" w:space="0"/>
-            <w:right w:val="single" w:color="auto" w:sz="4" w:space="0"/>
-            <w:insideH w:val="single" w:color="auto" w:sz="4" w:space="0"/>
-            <w:insideV w:val="single" w:color="auto" w:sz="4" w:space="0"/>
-          </w:tblBorders>
-          <w:tblCellMar>
-            <w:top w:w="0" w:type="dxa"/>
-            <w:left w:w="108" w:type="dxa"/>
-            <w:bottom w:w="0" w:type="dxa"/>
-            <w:right w:w="108" w:type="dxa"/>
-          </w:tblCellMar>
-        </w:tblPrEx>
         <w:trPr>
           <w:tblHeader/>
         </w:trPr>
@@ -340,22 +301,6 @@
         </w:tc>
       </w:tr>
       <w:tr>
-        <w:tblPrEx>
-          <w:tblBorders>
-            <w:top w:val="single" w:color="auto" w:sz="4" w:space="0"/>
-            <w:left w:val="single" w:color="auto" w:sz="4" w:space="0"/>
-            <w:bottom w:val="single" w:color="auto" w:sz="4" w:space="0"/>
-            <w:right w:val="single" w:color="auto" w:sz="4" w:space="0"/>
-            <w:insideH w:val="single" w:color="auto" w:sz="4" w:space="0"/>
-            <w:insideV w:val="single" w:color="auto" w:sz="4" w:space="0"/>
-          </w:tblBorders>
-          <w:tblCellMar>
-            <w:top w:w="0" w:type="dxa"/>
-            <w:left w:w="108" w:type="dxa"/>
-            <w:bottom w:w="0" w:type="dxa"/>
-            <w:right w:w="108" w:type="dxa"/>
-          </w:tblCellMar>
-        </w:tblPrEx>
         <w:tc>
           <w:tcPr>
             <w:tcW w:w="675" w:type="dxa"/>
@@ -450,26 +395,10 @@
         </w:tc>
       </w:tr>
       <w:tr>
-        <w:tblPrEx>
-          <w:tblBorders>
-            <w:top w:val="single" w:color="auto" w:sz="4" w:space="0"/>
-            <w:left w:val="single" w:color="auto" w:sz="4" w:space="0"/>
-            <w:bottom w:val="single" w:color="auto" w:sz="4" w:space="0"/>
-            <w:right w:val="single" w:color="auto" w:sz="4" w:space="0"/>
-            <w:insideH w:val="single" w:color="auto" w:sz="4" w:space="0"/>
-            <w:insideV w:val="single" w:color="auto" w:sz="4" w:space="0"/>
-          </w:tblBorders>
-          <w:tblCellMar>
-            <w:top w:w="0" w:type="dxa"/>
-            <w:left w:w="108" w:type="dxa"/>
-            <w:bottom w:w="0" w:type="dxa"/>
-            <w:right w:w="108" w:type="dxa"/>
-          </w:tblCellMar>
-        </w:tblPrEx>
         <w:tc>
           <w:tcPr>
             <w:tcW w:w="675" w:type="dxa"/>
-            <w:vMerge w:val="continue"/>
+            <w:vMerge/>
             <w:vAlign w:val="center"/>
           </w:tcPr>
           <w:p>
@@ -481,7 +410,7 @@
         <w:tc>
           <w:tcPr>
             <w:tcW w:w="2268" w:type="dxa"/>
-            <w:vMerge w:val="continue"/>
+            <w:vMerge/>
             <w:vAlign w:val="center"/>
           </w:tcPr>
           <w:p>
@@ -532,26 +461,10 @@
         </w:tc>
       </w:tr>
       <w:tr>
-        <w:tblPrEx>
-          <w:tblBorders>
-            <w:top w:val="single" w:color="auto" w:sz="4" w:space="0"/>
-            <w:left w:val="single" w:color="auto" w:sz="4" w:space="0"/>
-            <w:bottom w:val="single" w:color="auto" w:sz="4" w:space="0"/>
-            <w:right w:val="single" w:color="auto" w:sz="4" w:space="0"/>
-            <w:insideH w:val="single" w:color="auto" w:sz="4" w:space="0"/>
-            <w:insideV w:val="single" w:color="auto" w:sz="4" w:space="0"/>
-          </w:tblBorders>
-          <w:tblCellMar>
-            <w:top w:w="0" w:type="dxa"/>
-            <w:left w:w="108" w:type="dxa"/>
-            <w:bottom w:w="0" w:type="dxa"/>
-            <w:right w:w="108" w:type="dxa"/>
-          </w:tblCellMar>
-        </w:tblPrEx>
         <w:tc>
           <w:tcPr>
             <w:tcW w:w="675" w:type="dxa"/>
-            <w:vMerge w:val="continue"/>
+            <w:vMerge/>
             <w:vAlign w:val="center"/>
           </w:tcPr>
           <w:p>
@@ -563,7 +476,7 @@
         <w:tc>
           <w:tcPr>
             <w:tcW w:w="2268" w:type="dxa"/>
-            <w:vMerge w:val="continue"/>
+            <w:vMerge/>
             <w:vAlign w:val="center"/>
           </w:tcPr>
           <w:p>
@@ -614,26 +527,10 @@
         </w:tc>
       </w:tr>
       <w:tr>
-        <w:tblPrEx>
-          <w:tblBorders>
-            <w:top w:val="single" w:color="auto" w:sz="4" w:space="0"/>
-            <w:left w:val="single" w:color="auto" w:sz="4" w:space="0"/>
-            <w:bottom w:val="single" w:color="auto" w:sz="4" w:space="0"/>
-            <w:right w:val="single" w:color="auto" w:sz="4" w:space="0"/>
-            <w:insideH w:val="single" w:color="auto" w:sz="4" w:space="0"/>
-            <w:insideV w:val="single" w:color="auto" w:sz="4" w:space="0"/>
-          </w:tblBorders>
-          <w:tblCellMar>
-            <w:top w:w="0" w:type="dxa"/>
-            <w:left w:w="108" w:type="dxa"/>
-            <w:bottom w:w="0" w:type="dxa"/>
-            <w:right w:w="108" w:type="dxa"/>
-          </w:tblCellMar>
-        </w:tblPrEx>
         <w:tc>
           <w:tcPr>
             <w:tcW w:w="675" w:type="dxa"/>
-            <w:vMerge w:val="continue"/>
+            <w:vMerge/>
             <w:vAlign w:val="center"/>
           </w:tcPr>
           <w:p>
@@ -645,7 +542,7 @@
         <w:tc>
           <w:tcPr>
             <w:tcW w:w="2268" w:type="dxa"/>
-            <w:vMerge w:val="continue"/>
+            <w:vMerge/>
             <w:vAlign w:val="center"/>
           </w:tcPr>
           <w:p>
@@ -664,9 +561,6 @@
           <w:p>
             <w:pPr>
               <w:jc w:val="left"/>
-              <w:rPr>
-                <w:rFonts w:hint="eastAsia"/>
-              </w:rPr>
             </w:pPr>
             <w:r>
               <w:rPr>
@@ -678,30 +572,20 @@
               <w:rPr>
                 <w:rFonts w:hint="eastAsia"/>
                 <w:color w:val="FF0000"/>
-                <w:lang w:eastAsia="zh-CN"/>
-              </w:rPr>
-              <w:t>202</w:t>
+              </w:rPr>
+              <w:t>2026</w:t>
             </w:r>
             <w:r>
               <w:rPr>
                 <w:rFonts w:hint="eastAsia"/>
                 <w:color w:val="FF0000"/>
-                <w:lang w:val="en-US" w:eastAsia="zh-CN"/>
-              </w:rPr>
-              <w:t>6</w:t>
+              </w:rPr>
+              <w:t>年</w:t>
             </w:r>
             <w:r>
               <w:rPr>
                 <w:rFonts w:hint="eastAsia"/>
                 <w:color w:val="FF0000"/>
-              </w:rPr>
-              <w:t>年</w:t>
-            </w:r>
-            <w:r>
-              <w:rPr>
-                <w:rFonts w:hint="eastAsia"/>
-                <w:color w:val="FF0000"/>
-                <w:lang w:val="en-US" w:eastAsia="zh-CN"/>
               </w:rPr>
               <w:t>6</w:t>
             </w:r>
@@ -737,26 +621,10 @@
         </w:tc>
       </w:tr>
       <w:tr>
-        <w:tblPrEx>
-          <w:tblBorders>
-            <w:top w:val="single" w:color="auto" w:sz="4" w:space="0"/>
-            <w:left w:val="single" w:color="auto" w:sz="4" w:space="0"/>
-            <w:bottom w:val="single" w:color="auto" w:sz="4" w:space="0"/>
-            <w:right w:val="single" w:color="auto" w:sz="4" w:space="0"/>
-            <w:insideH w:val="single" w:color="auto" w:sz="4" w:space="0"/>
-            <w:insideV w:val="single" w:color="auto" w:sz="4" w:space="0"/>
-          </w:tblBorders>
-          <w:tblCellMar>
-            <w:top w:w="0" w:type="dxa"/>
-            <w:left w:w="108" w:type="dxa"/>
-            <w:bottom w:w="0" w:type="dxa"/>
-            <w:right w:w="108" w:type="dxa"/>
-          </w:tblCellMar>
-        </w:tblPrEx>
         <w:tc>
           <w:tcPr>
             <w:tcW w:w="675" w:type="dxa"/>
-            <w:vMerge w:val="continue"/>
+            <w:vMerge/>
             <w:vAlign w:val="center"/>
           </w:tcPr>
           <w:p>
@@ -768,7 +636,7 @@
         <w:tc>
           <w:tcPr>
             <w:tcW w:w="2268" w:type="dxa"/>
-            <w:vMerge w:val="continue"/>
+            <w:vMerge/>
             <w:vAlign w:val="center"/>
           </w:tcPr>
           <w:p>
@@ -826,22 +694,6 @@
         </w:tc>
       </w:tr>
       <w:tr>
-        <w:tblPrEx>
-          <w:tblBorders>
-            <w:top w:val="single" w:color="auto" w:sz="4" w:space="0"/>
-            <w:left w:val="single" w:color="auto" w:sz="4" w:space="0"/>
-            <w:bottom w:val="single" w:color="auto" w:sz="4" w:space="0"/>
-            <w:right w:val="single" w:color="auto" w:sz="4" w:space="0"/>
-            <w:insideH w:val="single" w:color="auto" w:sz="4" w:space="0"/>
-            <w:insideV w:val="single" w:color="auto" w:sz="4" w:space="0"/>
-          </w:tblBorders>
-          <w:tblCellMar>
-            <w:top w:w="0" w:type="dxa"/>
-            <w:left w:w="108" w:type="dxa"/>
-            <w:bottom w:w="0" w:type="dxa"/>
-            <w:right w:w="108" w:type="dxa"/>
-          </w:tblCellMar>
-        </w:tblPrEx>
         <w:tc>
           <w:tcPr>
             <w:tcW w:w="675" w:type="dxa"/>
@@ -868,16 +720,16 @@
             <w:pPr>
               <w:jc w:val="center"/>
               <w:rPr>
-                <w:rFonts w:ascii="宋体" w:hAnsi="宋体"/>
-                <w:sz w:val="24"/>
-              </w:rPr>
-            </w:pPr>
-          </w:p>
-          <w:p>
-            <w:pPr>
-              <w:jc w:val="center"/>
-              <w:rPr>
-                <w:rFonts w:ascii="宋体" w:hAnsi="宋体"/>
+                <w:rFonts w:ascii="宋体" w:hAnsi="宋体" w:hint="eastAsia"/>
+                <w:sz w:val="24"/>
+              </w:rPr>
+            </w:pPr>
+          </w:p>
+          <w:p>
+            <w:pPr>
+              <w:jc w:val="center"/>
+              <w:rPr>
+                <w:rFonts w:ascii="宋体" w:hAnsi="宋体" w:hint="eastAsia"/>
                 <w:bCs/>
                 <w:color w:val="000000"/>
                 <w:sz w:val="24"/>
@@ -886,7 +738,7 @@
             </w:pPr>
             <w:r>
               <w:rPr>
-                <w:rFonts w:hint="eastAsia" w:ascii="宋体" w:hAnsi="宋体"/>
+                <w:rFonts w:ascii="宋体" w:hAnsi="宋体" w:hint="eastAsia"/>
                 <w:bCs/>
                 <w:color w:val="000000"/>
                 <w:sz w:val="24"/>
@@ -938,22 +790,6 @@
         </w:tc>
       </w:tr>
       <w:tr>
-        <w:tblPrEx>
-          <w:tblBorders>
-            <w:top w:val="single" w:color="auto" w:sz="4" w:space="0"/>
-            <w:left w:val="single" w:color="auto" w:sz="4" w:space="0"/>
-            <w:bottom w:val="single" w:color="auto" w:sz="4" w:space="0"/>
-            <w:right w:val="single" w:color="auto" w:sz="4" w:space="0"/>
-            <w:insideH w:val="single" w:color="auto" w:sz="4" w:space="0"/>
-            <w:insideV w:val="single" w:color="auto" w:sz="4" w:space="0"/>
-          </w:tblBorders>
-          <w:tblCellMar>
-            <w:top w:w="0" w:type="dxa"/>
-            <w:left w:w="108" w:type="dxa"/>
-            <w:bottom w:w="0" w:type="dxa"/>
-            <w:right w:w="108" w:type="dxa"/>
-          </w:tblCellMar>
-        </w:tblPrEx>
         <w:tc>
           <w:tcPr>
             <w:tcW w:w="675" w:type="dxa"/>
@@ -980,13 +816,13 @@
             <w:pPr>
               <w:jc w:val="center"/>
               <w:rPr>
-                <w:rFonts w:ascii="宋体" w:hAnsi="宋体"/>
-                <w:sz w:val="24"/>
-              </w:rPr>
-            </w:pPr>
-            <w:r>
-              <w:rPr>
-                <w:rFonts w:hint="eastAsia" w:ascii="宋体" w:hAnsi="宋体"/>
+                <w:rFonts w:ascii="宋体" w:hAnsi="宋体" w:hint="eastAsia"/>
+                <w:sz w:val="24"/>
+              </w:rPr>
+            </w:pPr>
+            <w:r>
+              <w:rPr>
+                <w:rFonts w:ascii="宋体" w:hAnsi="宋体" w:hint="eastAsia"/>
                 <w:sz w:val="24"/>
               </w:rPr>
               <w:t>研究报告目录</w:t>
@@ -1043,22 +879,6 @@
         </w:tc>
       </w:tr>
       <w:tr>
-        <w:tblPrEx>
-          <w:tblBorders>
-            <w:top w:val="single" w:color="auto" w:sz="4" w:space="0"/>
-            <w:left w:val="single" w:color="auto" w:sz="4" w:space="0"/>
-            <w:bottom w:val="single" w:color="auto" w:sz="4" w:space="0"/>
-            <w:right w:val="single" w:color="auto" w:sz="4" w:space="0"/>
-            <w:insideH w:val="single" w:color="auto" w:sz="4" w:space="0"/>
-            <w:insideV w:val="single" w:color="auto" w:sz="4" w:space="0"/>
-          </w:tblBorders>
-          <w:tblCellMar>
-            <w:top w:w="0" w:type="dxa"/>
-            <w:left w:w="108" w:type="dxa"/>
-            <w:bottom w:w="0" w:type="dxa"/>
-            <w:right w:w="108" w:type="dxa"/>
-          </w:tblCellMar>
-        </w:tblPrEx>
         <w:tc>
           <w:tcPr>
             <w:tcW w:w="675" w:type="dxa"/>
@@ -1087,13 +907,13 @@
             <w:pPr>
               <w:jc w:val="center"/>
               <w:rPr>
-                <w:rFonts w:ascii="宋体" w:hAnsi="宋体"/>
-                <w:sz w:val="24"/>
-              </w:rPr>
-            </w:pPr>
-            <w:r>
-              <w:rPr>
-                <w:rFonts w:hint="eastAsia" w:ascii="宋体" w:hAnsi="宋体"/>
+                <w:rFonts w:ascii="宋体" w:hAnsi="宋体" w:hint="eastAsia"/>
+                <w:sz w:val="24"/>
+              </w:rPr>
+            </w:pPr>
+            <w:r>
+              <w:rPr>
+                <w:rFonts w:ascii="宋体" w:hAnsi="宋体" w:hint="eastAsia"/>
                 <w:sz w:val="24"/>
               </w:rPr>
               <w:t>研究报告正文</w:t>
@@ -1112,7 +932,19 @@
               <w:rPr>
                 <w:rFonts w:hint="eastAsia"/>
               </w:rPr>
-              <w:t>正文页码是否从1开始</w:t>
+              <w:t>正文页码是否从</w:t>
+            </w:r>
+            <w:r>
+              <w:rPr>
+                <w:rFonts w:hint="eastAsia"/>
+              </w:rPr>
+              <w:t>1</w:t>
+            </w:r>
+            <w:r>
+              <w:rPr>
+                <w:rFonts w:hint="eastAsia"/>
+              </w:rPr>
+              <w:t>开始</w:t>
             </w:r>
           </w:p>
         </w:tc>
@@ -1139,26 +971,10 @@
         </w:tc>
       </w:tr>
       <w:tr>
-        <w:tblPrEx>
-          <w:tblBorders>
-            <w:top w:val="single" w:color="auto" w:sz="4" w:space="0"/>
-            <w:left w:val="single" w:color="auto" w:sz="4" w:space="0"/>
-            <w:bottom w:val="single" w:color="auto" w:sz="4" w:space="0"/>
-            <w:right w:val="single" w:color="auto" w:sz="4" w:space="0"/>
-            <w:insideH w:val="single" w:color="auto" w:sz="4" w:space="0"/>
-            <w:insideV w:val="single" w:color="auto" w:sz="4" w:space="0"/>
-          </w:tblBorders>
-          <w:tblCellMar>
-            <w:top w:w="0" w:type="dxa"/>
-            <w:left w:w="108" w:type="dxa"/>
-            <w:bottom w:w="0" w:type="dxa"/>
-            <w:right w:w="108" w:type="dxa"/>
-          </w:tblCellMar>
-        </w:tblPrEx>
         <w:tc>
           <w:tcPr>
             <w:tcW w:w="675" w:type="dxa"/>
-            <w:vMerge w:val="continue"/>
+            <w:vMerge/>
             <w:vAlign w:val="center"/>
           </w:tcPr>
           <w:p>
@@ -1170,14 +986,14 @@
         <w:tc>
           <w:tcPr>
             <w:tcW w:w="2268" w:type="dxa"/>
-            <w:vMerge w:val="continue"/>
-            <w:vAlign w:val="center"/>
-          </w:tcPr>
-          <w:p>
-            <w:pPr>
-              <w:jc w:val="center"/>
-              <w:rPr>
-                <w:rFonts w:ascii="宋体" w:hAnsi="宋体"/>
+            <w:vMerge/>
+            <w:vAlign w:val="center"/>
+          </w:tcPr>
+          <w:p>
+            <w:pPr>
+              <w:jc w:val="center"/>
+              <w:rPr>
+                <w:rFonts w:ascii="宋体" w:hAnsi="宋体" w:hint="eastAsia"/>
                 <w:sz w:val="24"/>
               </w:rPr>
             </w:pPr>
@@ -1190,16 +1006,18 @@
           <w:p>
             <w:pPr>
               <w:jc w:val="left"/>
-              <w:rPr>
-                <w:rFonts w:hint="eastAsia" w:eastAsiaTheme="minorEastAsia"/>
-                <w:lang w:val="en-US" w:eastAsia="zh-CN"/>
-              </w:rPr>
-            </w:pPr>
-            <w:r>
-              <w:rPr>
-                <w:rFonts w:hint="eastAsia"/>
-              </w:rPr>
-              <w:t>正文字体采用小四号宋体，段落间距1</w:t>
+            </w:pPr>
+            <w:r>
+              <w:rPr>
+                <w:rFonts w:hint="eastAsia"/>
+              </w:rPr>
+              <w:t>正文字体采用小四号宋体，段落间距</w:t>
+            </w:r>
+            <w:r>
+              <w:rPr>
+                <w:rFonts w:hint="eastAsia"/>
+              </w:rPr>
+              <w:t>1</w:t>
             </w:r>
             <w:r>
               <w:t>.</w:t>
@@ -1207,7 +1025,6 @@
             <w:r>
               <w:rPr>
                 <w:rFonts w:hint="eastAsia"/>
-                <w:lang w:val="en-US" w:eastAsia="zh-CN"/>
               </w:rPr>
               <w:t>5</w:t>
             </w:r>
@@ -1236,26 +1053,10 @@
         </w:tc>
       </w:tr>
       <w:tr>
-        <w:tblPrEx>
-          <w:tblBorders>
-            <w:top w:val="single" w:color="auto" w:sz="4" w:space="0"/>
-            <w:left w:val="single" w:color="auto" w:sz="4" w:space="0"/>
-            <w:bottom w:val="single" w:color="auto" w:sz="4" w:space="0"/>
-            <w:right w:val="single" w:color="auto" w:sz="4" w:space="0"/>
-            <w:insideH w:val="single" w:color="auto" w:sz="4" w:space="0"/>
-            <w:insideV w:val="single" w:color="auto" w:sz="4" w:space="0"/>
-          </w:tblBorders>
-          <w:tblCellMar>
-            <w:top w:w="0" w:type="dxa"/>
-            <w:left w:w="108" w:type="dxa"/>
-            <w:bottom w:w="0" w:type="dxa"/>
-            <w:right w:w="108" w:type="dxa"/>
-          </w:tblCellMar>
-        </w:tblPrEx>
         <w:tc>
           <w:tcPr>
             <w:tcW w:w="675" w:type="dxa"/>
-            <w:vMerge w:val="continue"/>
+            <w:vMerge/>
             <w:vAlign w:val="center"/>
           </w:tcPr>
           <w:p>
@@ -1267,14 +1068,14 @@
         <w:tc>
           <w:tcPr>
             <w:tcW w:w="2268" w:type="dxa"/>
-            <w:vMerge w:val="continue"/>
-            <w:vAlign w:val="center"/>
-          </w:tcPr>
-          <w:p>
-            <w:pPr>
-              <w:jc w:val="center"/>
-              <w:rPr>
-                <w:rFonts w:ascii="宋体" w:hAnsi="宋体"/>
+            <w:vMerge/>
+            <w:vAlign w:val="center"/>
+          </w:tcPr>
+          <w:p>
+            <w:pPr>
+              <w:jc w:val="center"/>
+              <w:rPr>
+                <w:rFonts w:ascii="宋体" w:hAnsi="宋体" w:hint="eastAsia"/>
                 <w:sz w:val="24"/>
               </w:rPr>
             </w:pPr>
@@ -1319,26 +1120,10 @@
         </w:tc>
       </w:tr>
       <w:tr>
-        <w:tblPrEx>
-          <w:tblBorders>
-            <w:top w:val="single" w:color="auto" w:sz="4" w:space="0"/>
-            <w:left w:val="single" w:color="auto" w:sz="4" w:space="0"/>
-            <w:bottom w:val="single" w:color="auto" w:sz="4" w:space="0"/>
-            <w:right w:val="single" w:color="auto" w:sz="4" w:space="0"/>
-            <w:insideH w:val="single" w:color="auto" w:sz="4" w:space="0"/>
-            <w:insideV w:val="single" w:color="auto" w:sz="4" w:space="0"/>
-          </w:tblBorders>
-          <w:tblCellMar>
-            <w:top w:w="0" w:type="dxa"/>
-            <w:left w:w="108" w:type="dxa"/>
-            <w:bottom w:w="0" w:type="dxa"/>
-            <w:right w:w="108" w:type="dxa"/>
-          </w:tblCellMar>
-        </w:tblPrEx>
         <w:tc>
           <w:tcPr>
             <w:tcW w:w="675" w:type="dxa"/>
-            <w:vMerge w:val="continue"/>
+            <w:vMerge/>
             <w:vAlign w:val="center"/>
           </w:tcPr>
           <w:p>
@@ -1350,14 +1135,14 @@
         <w:tc>
           <w:tcPr>
             <w:tcW w:w="2268" w:type="dxa"/>
-            <w:vMerge w:val="continue"/>
-            <w:vAlign w:val="center"/>
-          </w:tcPr>
-          <w:p>
-            <w:pPr>
-              <w:jc w:val="center"/>
-              <w:rPr>
-                <w:rFonts w:ascii="宋体" w:hAnsi="宋体"/>
+            <w:vMerge/>
+            <w:vAlign w:val="center"/>
+          </w:tcPr>
+          <w:p>
+            <w:pPr>
+              <w:jc w:val="center"/>
+              <w:rPr>
+                <w:rFonts w:ascii="宋体" w:hAnsi="宋体" w:hint="eastAsia"/>
                 <w:sz w:val="24"/>
               </w:rPr>
             </w:pPr>
@@ -1402,26 +1187,10 @@
         </w:tc>
       </w:tr>
       <w:tr>
-        <w:tblPrEx>
-          <w:tblBorders>
-            <w:top w:val="single" w:color="auto" w:sz="4" w:space="0"/>
-            <w:left w:val="single" w:color="auto" w:sz="4" w:space="0"/>
-            <w:bottom w:val="single" w:color="auto" w:sz="4" w:space="0"/>
-            <w:right w:val="single" w:color="auto" w:sz="4" w:space="0"/>
-            <w:insideH w:val="single" w:color="auto" w:sz="4" w:space="0"/>
-            <w:insideV w:val="single" w:color="auto" w:sz="4" w:space="0"/>
-          </w:tblBorders>
-          <w:tblCellMar>
-            <w:top w:w="0" w:type="dxa"/>
-            <w:left w:w="108" w:type="dxa"/>
-            <w:bottom w:w="0" w:type="dxa"/>
-            <w:right w:w="108" w:type="dxa"/>
-          </w:tblCellMar>
-        </w:tblPrEx>
         <w:tc>
           <w:tcPr>
             <w:tcW w:w="675" w:type="dxa"/>
-            <w:vMerge w:val="continue"/>
+            <w:vMerge/>
             <w:vAlign w:val="center"/>
           </w:tcPr>
           <w:p>
@@ -1433,14 +1202,14 @@
         <w:tc>
           <w:tcPr>
             <w:tcW w:w="2268" w:type="dxa"/>
-            <w:vMerge w:val="continue"/>
-            <w:vAlign w:val="center"/>
-          </w:tcPr>
-          <w:p>
-            <w:pPr>
-              <w:jc w:val="center"/>
-              <w:rPr>
-                <w:rFonts w:ascii="宋体" w:hAnsi="宋体"/>
+            <w:vMerge/>
+            <w:vAlign w:val="center"/>
+          </w:tcPr>
+          <w:p>
+            <w:pPr>
+              <w:jc w:val="center"/>
+              <w:rPr>
+                <w:rFonts w:ascii="宋体" w:hAnsi="宋体" w:hint="eastAsia"/>
                 <w:sz w:val="24"/>
               </w:rPr>
             </w:pPr>
@@ -1485,26 +1254,10 @@
         </w:tc>
       </w:tr>
       <w:tr>
-        <w:tblPrEx>
-          <w:tblBorders>
-            <w:top w:val="single" w:color="auto" w:sz="4" w:space="0"/>
-            <w:left w:val="single" w:color="auto" w:sz="4" w:space="0"/>
-            <w:bottom w:val="single" w:color="auto" w:sz="4" w:space="0"/>
-            <w:right w:val="single" w:color="auto" w:sz="4" w:space="0"/>
-            <w:insideH w:val="single" w:color="auto" w:sz="4" w:space="0"/>
-            <w:insideV w:val="single" w:color="auto" w:sz="4" w:space="0"/>
-          </w:tblBorders>
-          <w:tblCellMar>
-            <w:top w:w="0" w:type="dxa"/>
-            <w:left w:w="108" w:type="dxa"/>
-            <w:bottom w:w="0" w:type="dxa"/>
-            <w:right w:w="108" w:type="dxa"/>
-          </w:tblCellMar>
-        </w:tblPrEx>
         <w:tc>
           <w:tcPr>
             <w:tcW w:w="675" w:type="dxa"/>
-            <w:vMerge w:val="continue"/>
+            <w:vMerge/>
             <w:vAlign w:val="center"/>
           </w:tcPr>
           <w:p>
@@ -1516,14 +1269,14 @@
         <w:tc>
           <w:tcPr>
             <w:tcW w:w="2268" w:type="dxa"/>
-            <w:vMerge w:val="continue"/>
-            <w:vAlign w:val="center"/>
-          </w:tcPr>
-          <w:p>
-            <w:pPr>
-              <w:jc w:val="center"/>
-              <w:rPr>
-                <w:rFonts w:ascii="宋体" w:hAnsi="宋体"/>
+            <w:vMerge/>
+            <w:vAlign w:val="center"/>
+          </w:tcPr>
+          <w:p>
+            <w:pPr>
+              <w:jc w:val="center"/>
+              <w:rPr>
+                <w:rFonts w:ascii="宋体" w:hAnsi="宋体" w:hint="eastAsia"/>
                 <w:sz w:val="24"/>
               </w:rPr>
             </w:pPr>
@@ -1568,26 +1321,10 @@
         </w:tc>
       </w:tr>
       <w:tr>
-        <w:tblPrEx>
-          <w:tblBorders>
-            <w:top w:val="single" w:color="auto" w:sz="4" w:space="0"/>
-            <w:left w:val="single" w:color="auto" w:sz="4" w:space="0"/>
-            <w:bottom w:val="single" w:color="auto" w:sz="4" w:space="0"/>
-            <w:right w:val="single" w:color="auto" w:sz="4" w:space="0"/>
-            <w:insideH w:val="single" w:color="auto" w:sz="4" w:space="0"/>
-            <w:insideV w:val="single" w:color="auto" w:sz="4" w:space="0"/>
-          </w:tblBorders>
-          <w:tblCellMar>
-            <w:top w:w="0" w:type="dxa"/>
-            <w:left w:w="108" w:type="dxa"/>
-            <w:bottom w:w="0" w:type="dxa"/>
-            <w:right w:w="108" w:type="dxa"/>
-          </w:tblCellMar>
-        </w:tblPrEx>
         <w:tc>
           <w:tcPr>
             <w:tcW w:w="675" w:type="dxa"/>
-            <w:vMerge w:val="continue"/>
+            <w:vMerge/>
             <w:vAlign w:val="center"/>
           </w:tcPr>
           <w:p>
@@ -1599,14 +1336,14 @@
         <w:tc>
           <w:tcPr>
             <w:tcW w:w="2268" w:type="dxa"/>
-            <w:vMerge w:val="continue"/>
-            <w:vAlign w:val="center"/>
-          </w:tcPr>
-          <w:p>
-            <w:pPr>
-              <w:jc w:val="center"/>
-              <w:rPr>
-                <w:rFonts w:ascii="宋体" w:hAnsi="宋体"/>
+            <w:vMerge/>
+            <w:vAlign w:val="center"/>
+          </w:tcPr>
+          <w:p>
+            <w:pPr>
+              <w:jc w:val="center"/>
+              <w:rPr>
+                <w:rFonts w:ascii="宋体" w:hAnsi="宋体" w:hint="eastAsia"/>
                 <w:sz w:val="24"/>
               </w:rPr>
             </w:pPr>
@@ -1651,26 +1388,10 @@
         </w:tc>
       </w:tr>
       <w:tr>
-        <w:tblPrEx>
-          <w:tblBorders>
-            <w:top w:val="single" w:color="auto" w:sz="4" w:space="0"/>
-            <w:left w:val="single" w:color="auto" w:sz="4" w:space="0"/>
-            <w:bottom w:val="single" w:color="auto" w:sz="4" w:space="0"/>
-            <w:right w:val="single" w:color="auto" w:sz="4" w:space="0"/>
-            <w:insideH w:val="single" w:color="auto" w:sz="4" w:space="0"/>
-            <w:insideV w:val="single" w:color="auto" w:sz="4" w:space="0"/>
-          </w:tblBorders>
-          <w:tblCellMar>
-            <w:top w:w="0" w:type="dxa"/>
-            <w:left w:w="108" w:type="dxa"/>
-            <w:bottom w:w="0" w:type="dxa"/>
-            <w:right w:w="108" w:type="dxa"/>
-          </w:tblCellMar>
-        </w:tblPrEx>
         <w:tc>
           <w:tcPr>
             <w:tcW w:w="675" w:type="dxa"/>
-            <w:vMerge w:val="continue"/>
+            <w:vMerge/>
             <w:vAlign w:val="center"/>
           </w:tcPr>
           <w:p>
@@ -1682,14 +1403,14 @@
         <w:tc>
           <w:tcPr>
             <w:tcW w:w="2268" w:type="dxa"/>
-            <w:vMerge w:val="continue"/>
-            <w:vAlign w:val="center"/>
-          </w:tcPr>
-          <w:p>
-            <w:pPr>
-              <w:jc w:val="center"/>
-              <w:rPr>
-                <w:rFonts w:ascii="宋体" w:hAnsi="宋体"/>
+            <w:vMerge/>
+            <w:vAlign w:val="center"/>
+          </w:tcPr>
+          <w:p>
+            <w:pPr>
+              <w:jc w:val="center"/>
+              <w:rPr>
+                <w:rFonts w:ascii="宋体" w:hAnsi="宋体" w:hint="eastAsia"/>
                 <w:sz w:val="24"/>
               </w:rPr>
             </w:pPr>
@@ -1734,26 +1455,10 @@
         </w:tc>
       </w:tr>
       <w:tr>
-        <w:tblPrEx>
-          <w:tblBorders>
-            <w:top w:val="single" w:color="auto" w:sz="4" w:space="0"/>
-            <w:left w:val="single" w:color="auto" w:sz="4" w:space="0"/>
-            <w:bottom w:val="single" w:color="auto" w:sz="4" w:space="0"/>
-            <w:right w:val="single" w:color="auto" w:sz="4" w:space="0"/>
-            <w:insideH w:val="single" w:color="auto" w:sz="4" w:space="0"/>
-            <w:insideV w:val="single" w:color="auto" w:sz="4" w:space="0"/>
-          </w:tblBorders>
-          <w:tblCellMar>
-            <w:top w:w="0" w:type="dxa"/>
-            <w:left w:w="108" w:type="dxa"/>
-            <w:bottom w:w="0" w:type="dxa"/>
-            <w:right w:w="108" w:type="dxa"/>
-          </w:tblCellMar>
-        </w:tblPrEx>
         <w:tc>
           <w:tcPr>
             <w:tcW w:w="675" w:type="dxa"/>
-            <w:vMerge w:val="continue"/>
+            <w:vMerge/>
             <w:vAlign w:val="center"/>
           </w:tcPr>
           <w:p>
@@ -1765,14 +1470,14 @@
         <w:tc>
           <w:tcPr>
             <w:tcW w:w="2268" w:type="dxa"/>
-            <w:vMerge w:val="continue"/>
-            <w:vAlign w:val="center"/>
-          </w:tcPr>
-          <w:p>
-            <w:pPr>
-              <w:jc w:val="center"/>
-              <w:rPr>
-                <w:rFonts w:ascii="宋体" w:hAnsi="宋体"/>
+            <w:vMerge/>
+            <w:vAlign w:val="center"/>
+          </w:tcPr>
+          <w:p>
+            <w:pPr>
+              <w:jc w:val="center"/>
+              <w:rPr>
+                <w:rFonts w:ascii="宋体" w:hAnsi="宋体" w:hint="eastAsia"/>
                 <w:sz w:val="24"/>
               </w:rPr>
             </w:pPr>
@@ -1817,26 +1522,10 @@
         </w:tc>
       </w:tr>
       <w:tr>
-        <w:tblPrEx>
-          <w:tblBorders>
-            <w:top w:val="single" w:color="auto" w:sz="4" w:space="0"/>
-            <w:left w:val="single" w:color="auto" w:sz="4" w:space="0"/>
-            <w:bottom w:val="single" w:color="auto" w:sz="4" w:space="0"/>
-            <w:right w:val="single" w:color="auto" w:sz="4" w:space="0"/>
-            <w:insideH w:val="single" w:color="auto" w:sz="4" w:space="0"/>
-            <w:insideV w:val="single" w:color="auto" w:sz="4" w:space="0"/>
-          </w:tblBorders>
-          <w:tblCellMar>
-            <w:top w:w="0" w:type="dxa"/>
-            <w:left w:w="108" w:type="dxa"/>
-            <w:bottom w:w="0" w:type="dxa"/>
-            <w:right w:w="108" w:type="dxa"/>
-          </w:tblCellMar>
-        </w:tblPrEx>
         <w:tc>
           <w:tcPr>
             <w:tcW w:w="675" w:type="dxa"/>
-            <w:vMerge w:val="continue"/>
+            <w:vMerge/>
             <w:vAlign w:val="center"/>
           </w:tcPr>
           <w:p>
@@ -1848,14 +1537,14 @@
         <w:tc>
           <w:tcPr>
             <w:tcW w:w="2268" w:type="dxa"/>
-            <w:vMerge w:val="continue"/>
-            <w:vAlign w:val="center"/>
-          </w:tcPr>
-          <w:p>
-            <w:pPr>
-              <w:jc w:val="center"/>
-              <w:rPr>
-                <w:rFonts w:ascii="宋体" w:hAnsi="宋体"/>
+            <w:vMerge/>
+            <w:vAlign w:val="center"/>
+          </w:tcPr>
+          <w:p>
+            <w:pPr>
+              <w:jc w:val="center"/>
+              <w:rPr>
+                <w:rFonts w:ascii="宋体" w:hAnsi="宋体" w:hint="eastAsia"/>
                 <w:sz w:val="24"/>
               </w:rPr>
             </w:pPr>
@@ -1900,26 +1589,10 @@
         </w:tc>
       </w:tr>
       <w:tr>
-        <w:tblPrEx>
-          <w:tblBorders>
-            <w:top w:val="single" w:color="auto" w:sz="4" w:space="0"/>
-            <w:left w:val="single" w:color="auto" w:sz="4" w:space="0"/>
-            <w:bottom w:val="single" w:color="auto" w:sz="4" w:space="0"/>
-            <w:right w:val="single" w:color="auto" w:sz="4" w:space="0"/>
-            <w:insideH w:val="single" w:color="auto" w:sz="4" w:space="0"/>
-            <w:insideV w:val="single" w:color="auto" w:sz="4" w:space="0"/>
-          </w:tblBorders>
-          <w:tblCellMar>
-            <w:top w:w="0" w:type="dxa"/>
-            <w:left w:w="108" w:type="dxa"/>
-            <w:bottom w:w="0" w:type="dxa"/>
-            <w:right w:w="108" w:type="dxa"/>
-          </w:tblCellMar>
-        </w:tblPrEx>
         <w:tc>
           <w:tcPr>
             <w:tcW w:w="675" w:type="dxa"/>
-            <w:vMerge w:val="continue"/>
+            <w:vMerge/>
             <w:vAlign w:val="center"/>
           </w:tcPr>
           <w:p>
@@ -1931,14 +1604,14 @@
         <w:tc>
           <w:tcPr>
             <w:tcW w:w="2268" w:type="dxa"/>
-            <w:vMerge w:val="continue"/>
-            <w:vAlign w:val="center"/>
-          </w:tcPr>
-          <w:p>
-            <w:pPr>
-              <w:jc w:val="center"/>
-              <w:rPr>
-                <w:rFonts w:ascii="宋体" w:hAnsi="宋体"/>
+            <w:vMerge/>
+            <w:vAlign w:val="center"/>
+          </w:tcPr>
+          <w:p>
+            <w:pPr>
+              <w:jc w:val="center"/>
+              <w:rPr>
+                <w:rFonts w:ascii="宋体" w:hAnsi="宋体" w:hint="eastAsia"/>
                 <w:sz w:val="24"/>
               </w:rPr>
             </w:pPr>
@@ -1983,26 +1656,10 @@
         </w:tc>
       </w:tr>
       <w:tr>
-        <w:tblPrEx>
-          <w:tblBorders>
-            <w:top w:val="single" w:color="auto" w:sz="4" w:space="0"/>
-            <w:left w:val="single" w:color="auto" w:sz="4" w:space="0"/>
-            <w:bottom w:val="single" w:color="auto" w:sz="4" w:space="0"/>
-            <w:right w:val="single" w:color="auto" w:sz="4" w:space="0"/>
-            <w:insideH w:val="single" w:color="auto" w:sz="4" w:space="0"/>
-            <w:insideV w:val="single" w:color="auto" w:sz="4" w:space="0"/>
-          </w:tblBorders>
-          <w:tblCellMar>
-            <w:top w:w="0" w:type="dxa"/>
-            <w:left w:w="108" w:type="dxa"/>
-            <w:bottom w:w="0" w:type="dxa"/>
-            <w:right w:w="108" w:type="dxa"/>
-          </w:tblCellMar>
-        </w:tblPrEx>
         <w:tc>
           <w:tcPr>
             <w:tcW w:w="675" w:type="dxa"/>
-            <w:vMerge w:val="continue"/>
+            <w:vMerge/>
             <w:vAlign w:val="center"/>
           </w:tcPr>
           <w:p>
@@ -2014,14 +1671,14 @@
         <w:tc>
           <w:tcPr>
             <w:tcW w:w="2268" w:type="dxa"/>
-            <w:vMerge w:val="continue"/>
-            <w:vAlign w:val="center"/>
-          </w:tcPr>
-          <w:p>
-            <w:pPr>
-              <w:jc w:val="center"/>
-              <w:rPr>
-                <w:rFonts w:ascii="宋体" w:hAnsi="宋体"/>
+            <w:vMerge/>
+            <w:vAlign w:val="center"/>
+          </w:tcPr>
+          <w:p>
+            <w:pPr>
+              <w:jc w:val="center"/>
+              <w:rPr>
+                <w:rFonts w:ascii="宋体" w:hAnsi="宋体" w:hint="eastAsia"/>
                 <w:sz w:val="24"/>
               </w:rPr>
             </w:pPr>
@@ -2039,7 +1696,13 @@
               <w:rPr>
                 <w:rFonts w:hint="eastAsia"/>
               </w:rPr>
-              <w:t>章序号是否为1 2</w:t>
+              <w:t>章序号是否为</w:t>
+            </w:r>
+            <w:r>
+              <w:rPr>
+                <w:rFonts w:hint="eastAsia"/>
+              </w:rPr>
+              <w:t>1 2</w:t>
             </w:r>
             <w:r>
               <w:t>…</w:t>
@@ -2075,26 +1738,10 @@
         </w:tc>
       </w:tr>
       <w:tr>
-        <w:tblPrEx>
-          <w:tblBorders>
-            <w:top w:val="single" w:color="auto" w:sz="4" w:space="0"/>
-            <w:left w:val="single" w:color="auto" w:sz="4" w:space="0"/>
-            <w:bottom w:val="single" w:color="auto" w:sz="4" w:space="0"/>
-            <w:right w:val="single" w:color="auto" w:sz="4" w:space="0"/>
-            <w:insideH w:val="single" w:color="auto" w:sz="4" w:space="0"/>
-            <w:insideV w:val="single" w:color="auto" w:sz="4" w:space="0"/>
-          </w:tblBorders>
-          <w:tblCellMar>
-            <w:top w:w="0" w:type="dxa"/>
-            <w:left w:w="108" w:type="dxa"/>
-            <w:bottom w:w="0" w:type="dxa"/>
-            <w:right w:w="108" w:type="dxa"/>
-          </w:tblCellMar>
-        </w:tblPrEx>
         <w:tc>
           <w:tcPr>
             <w:tcW w:w="675" w:type="dxa"/>
-            <w:vMerge w:val="continue"/>
+            <w:vMerge/>
             <w:vAlign w:val="center"/>
           </w:tcPr>
           <w:p>
@@ -2106,14 +1753,14 @@
         <w:tc>
           <w:tcPr>
             <w:tcW w:w="2268" w:type="dxa"/>
-            <w:vMerge w:val="continue"/>
-            <w:vAlign w:val="center"/>
-          </w:tcPr>
-          <w:p>
-            <w:pPr>
-              <w:jc w:val="center"/>
-              <w:rPr>
-                <w:rFonts w:ascii="宋体" w:hAnsi="宋体"/>
+            <w:vMerge/>
+            <w:vAlign w:val="center"/>
+          </w:tcPr>
+          <w:p>
+            <w:pPr>
+              <w:jc w:val="center"/>
+              <w:rPr>
+                <w:rFonts w:ascii="宋体" w:hAnsi="宋体" w:hint="eastAsia"/>
                 <w:sz w:val="24"/>
               </w:rPr>
             </w:pPr>
@@ -2158,22 +1805,6 @@
         </w:tc>
       </w:tr>
       <w:tr>
-        <w:tblPrEx>
-          <w:tblBorders>
-            <w:top w:val="single" w:color="auto" w:sz="4" w:space="0"/>
-            <w:left w:val="single" w:color="auto" w:sz="4" w:space="0"/>
-            <w:bottom w:val="single" w:color="auto" w:sz="4" w:space="0"/>
-            <w:right w:val="single" w:color="auto" w:sz="4" w:space="0"/>
-            <w:insideH w:val="single" w:color="auto" w:sz="4" w:space="0"/>
-            <w:insideV w:val="single" w:color="auto" w:sz="4" w:space="0"/>
-          </w:tblBorders>
-          <w:tblCellMar>
-            <w:top w:w="0" w:type="dxa"/>
-            <w:left w:w="108" w:type="dxa"/>
-            <w:bottom w:w="0" w:type="dxa"/>
-            <w:right w:w="108" w:type="dxa"/>
-          </w:tblCellMar>
-        </w:tblPrEx>
         <w:tc>
           <w:tcPr>
             <w:tcW w:w="675" w:type="dxa"/>
@@ -2197,13 +1828,13 @@
             <w:pPr>
               <w:jc w:val="center"/>
               <w:rPr>
-                <w:rFonts w:ascii="宋体" w:hAnsi="宋体"/>
-                <w:sz w:val="24"/>
-              </w:rPr>
-            </w:pPr>
-            <w:r>
-              <w:rPr>
-                <w:rFonts w:hint="eastAsia" w:ascii="宋体" w:hAnsi="宋体"/>
+                <w:rFonts w:ascii="宋体" w:hAnsi="宋体" w:hint="eastAsia"/>
+                <w:sz w:val="24"/>
+              </w:rPr>
+            </w:pPr>
+            <w:r>
+              <w:rPr>
+                <w:rFonts w:ascii="宋体" w:hAnsi="宋体" w:hint="eastAsia"/>
                 <w:sz w:val="24"/>
               </w:rPr>
               <w:t>附录</w:t>
@@ -2222,7 +1853,19 @@
               <w:rPr>
                 <w:rFonts w:hint="eastAsia"/>
               </w:rPr>
-              <w:t>单独一页写“附录”2个字</w:t>
+              <w:t>单独一页写“附录”</w:t>
+            </w:r>
+            <w:r>
+              <w:rPr>
+                <w:rFonts w:hint="eastAsia"/>
+              </w:rPr>
+              <w:t>2</w:t>
+            </w:r>
+            <w:r>
+              <w:rPr>
+                <w:rFonts w:hint="eastAsia"/>
+              </w:rPr>
+              <w:t>个字</w:t>
             </w:r>
             <w:r>
               <w:t xml:space="preserve"> </w:t>
@@ -2252,22 +1895,6 @@
         </w:tc>
       </w:tr>
       <w:tr>
-        <w:tblPrEx>
-          <w:tblBorders>
-            <w:top w:val="single" w:color="auto" w:sz="4" w:space="0"/>
-            <w:left w:val="single" w:color="auto" w:sz="4" w:space="0"/>
-            <w:bottom w:val="single" w:color="auto" w:sz="4" w:space="0"/>
-            <w:right w:val="single" w:color="auto" w:sz="4" w:space="0"/>
-            <w:insideH w:val="single" w:color="auto" w:sz="4" w:space="0"/>
-            <w:insideV w:val="single" w:color="auto" w:sz="4" w:space="0"/>
-          </w:tblBorders>
-          <w:tblCellMar>
-            <w:top w:w="0" w:type="dxa"/>
-            <w:left w:w="108" w:type="dxa"/>
-            <w:bottom w:w="0" w:type="dxa"/>
-            <w:right w:w="108" w:type="dxa"/>
-          </w:tblCellMar>
-        </w:tblPrEx>
         <w:tc>
           <w:tcPr>
             <w:tcW w:w="675" w:type="dxa"/>
@@ -2277,15 +1904,10 @@
           <w:p>
             <w:pPr>
               <w:jc w:val="center"/>
-              <w:rPr>
-                <w:rFonts w:hint="eastAsia" w:eastAsiaTheme="minorEastAsia"/>
-                <w:lang w:eastAsia="zh-CN"/>
-              </w:rPr>
-            </w:pPr>
-            <w:r>
-              <w:rPr>
-                <w:rFonts w:hint="eastAsia"/>
-                <w:lang w:val="en-US" w:eastAsia="zh-CN"/>
+            </w:pPr>
+            <w:r>
+              <w:rPr>
+                <w:rFonts w:hint="eastAsia"/>
               </w:rPr>
               <w:t>6</w:t>
             </w:r>
@@ -2301,13 +1923,13 @@
             <w:pPr>
               <w:jc w:val="center"/>
               <w:rPr>
-                <w:rFonts w:ascii="宋体" w:hAnsi="宋体"/>
-                <w:sz w:val="24"/>
-              </w:rPr>
-            </w:pPr>
-            <w:r>
-              <w:rPr>
-                <w:rFonts w:hint="eastAsia" w:ascii="宋体" w:hAnsi="宋体"/>
+                <w:rFonts w:ascii="宋体" w:hAnsi="宋体" w:hint="eastAsia"/>
+                <w:sz w:val="24"/>
+              </w:rPr>
+            </w:pPr>
+            <w:r>
+              <w:rPr>
+                <w:rFonts w:ascii="宋体" w:hAnsi="宋体" w:hint="eastAsia"/>
                 <w:sz w:val="24"/>
               </w:rPr>
               <w:t>指导教师</w:t>
@@ -2317,13 +1939,13 @@
             <w:pPr>
               <w:jc w:val="center"/>
               <w:rPr>
-                <w:rFonts w:ascii="宋体" w:hAnsi="宋体"/>
-                <w:sz w:val="24"/>
-              </w:rPr>
-            </w:pPr>
-            <w:r>
-              <w:rPr>
-                <w:rFonts w:hint="eastAsia" w:ascii="宋体" w:hAnsi="宋体"/>
+                <w:rFonts w:ascii="宋体" w:hAnsi="宋体" w:hint="eastAsia"/>
+                <w:sz w:val="24"/>
+              </w:rPr>
+            </w:pPr>
+            <w:r>
+              <w:rPr>
+                <w:rFonts w:ascii="宋体" w:hAnsi="宋体" w:hint="eastAsia"/>
                 <w:sz w:val="24"/>
               </w:rPr>
               <w:t>评阅意见表</w:t>
@@ -2369,26 +1991,10 @@
         </w:tc>
       </w:tr>
       <w:tr>
-        <w:tblPrEx>
-          <w:tblBorders>
-            <w:top w:val="single" w:color="auto" w:sz="4" w:space="0"/>
-            <w:left w:val="single" w:color="auto" w:sz="4" w:space="0"/>
-            <w:bottom w:val="single" w:color="auto" w:sz="4" w:space="0"/>
-            <w:right w:val="single" w:color="auto" w:sz="4" w:space="0"/>
-            <w:insideH w:val="single" w:color="auto" w:sz="4" w:space="0"/>
-            <w:insideV w:val="single" w:color="auto" w:sz="4" w:space="0"/>
-          </w:tblBorders>
-          <w:tblCellMar>
-            <w:top w:w="0" w:type="dxa"/>
-            <w:left w:w="108" w:type="dxa"/>
-            <w:bottom w:w="0" w:type="dxa"/>
-            <w:right w:w="108" w:type="dxa"/>
-          </w:tblCellMar>
-        </w:tblPrEx>
         <w:tc>
           <w:tcPr>
             <w:tcW w:w="675" w:type="dxa"/>
-            <w:vMerge w:val="continue"/>
+            <w:vMerge/>
             <w:vAlign w:val="center"/>
           </w:tcPr>
           <w:p>
@@ -2400,14 +2006,14 @@
         <w:tc>
           <w:tcPr>
             <w:tcW w:w="2268" w:type="dxa"/>
-            <w:vMerge w:val="continue"/>
-            <w:vAlign w:val="center"/>
-          </w:tcPr>
-          <w:p>
-            <w:pPr>
-              <w:jc w:val="center"/>
-              <w:rPr>
-                <w:rFonts w:ascii="宋体" w:hAnsi="宋体"/>
+            <w:vMerge/>
+            <w:vAlign w:val="center"/>
+          </w:tcPr>
+          <w:p>
+            <w:pPr>
+              <w:jc w:val="center"/>
+              <w:rPr>
+                <w:rFonts w:ascii="宋体" w:hAnsi="宋体" w:hint="eastAsia"/>
                 <w:sz w:val="24"/>
               </w:rPr>
             </w:pPr>
@@ -2425,21 +2031,44 @@
               <w:rPr>
                 <w:rFonts w:hint="eastAsia"/>
               </w:rPr>
-              <w:t xml:space="preserve">指导教师电子签名, 落款日期为 </w:t>
+              <w:t>指导教师电子签名</w:t>
+            </w:r>
+            <w:r>
+              <w:rPr>
+                <w:rFonts w:hint="eastAsia"/>
+              </w:rPr>
+              <w:t xml:space="preserve">, </w:t>
+            </w:r>
+            <w:r>
+              <w:rPr>
+                <w:rFonts w:hint="eastAsia"/>
+              </w:rPr>
+              <w:t>落款日期为</w:t>
+            </w:r>
+            <w:r>
+              <w:rPr>
+                <w:rFonts w:hint="eastAsia"/>
+              </w:rPr>
+              <w:t xml:space="preserve"> </w:t>
             </w:r>
             <w:r>
               <w:rPr>
                 <w:rFonts w:hint="eastAsia"/>
                 <w:color w:val="FF0000"/>
-                <w:lang w:eastAsia="zh-CN"/>
-              </w:rPr>
-              <w:t>202</w:t>
+              </w:rPr>
+              <w:t>2026</w:t>
             </w:r>
             <w:r>
               <w:rPr>
                 <w:rFonts w:hint="eastAsia"/>
                 <w:color w:val="FF0000"/>
-                <w:lang w:val="en-US" w:eastAsia="zh-CN"/>
+              </w:rPr>
+              <w:t>年</w:t>
+            </w:r>
+            <w:r>
+              <w:rPr>
+                <w:rFonts w:hint="eastAsia"/>
+                <w:color w:val="FF0000"/>
               </w:rPr>
               <w:t>6</w:t>
             </w:r>
@@ -2448,30 +2077,14 @@
                 <w:rFonts w:hint="eastAsia"/>
                 <w:color w:val="FF0000"/>
               </w:rPr>
-              <w:t>年</w:t>
+              <w:t>月</w:t>
             </w:r>
             <w:r>
               <w:rPr>
                 <w:rFonts w:hint="eastAsia"/>
                 <w:color w:val="FF0000"/>
-                <w:lang w:val="en-US" w:eastAsia="zh-CN"/>
-              </w:rPr>
-              <w:t>6</w:t>
-            </w:r>
-            <w:r>
-              <w:rPr>
-                <w:rFonts w:hint="eastAsia"/>
-                <w:color w:val="FF0000"/>
-              </w:rPr>
-              <w:t>月</w:t>
-            </w:r>
-            <w:r>
-              <w:rPr>
-                <w:rFonts w:hint="eastAsia"/>
-                <w:color w:val="FF0000"/>
-                <w:lang w:val="en-US" w:eastAsia="zh-CN"/>
-              </w:rPr>
-              <w:t>15</w:t>
+              </w:rPr>
+              <w:t>30</w:t>
             </w:r>
             <w:r>
               <w:rPr>
@@ -2505,22 +2118,6 @@
         </w:tc>
       </w:tr>
       <w:tr>
-        <w:tblPrEx>
-          <w:tblBorders>
-            <w:top w:val="single" w:color="auto" w:sz="4" w:space="0"/>
-            <w:left w:val="single" w:color="auto" w:sz="4" w:space="0"/>
-            <w:bottom w:val="single" w:color="auto" w:sz="4" w:space="0"/>
-            <w:right w:val="single" w:color="auto" w:sz="4" w:space="0"/>
-            <w:insideH w:val="single" w:color="auto" w:sz="4" w:space="0"/>
-            <w:insideV w:val="single" w:color="auto" w:sz="4" w:space="0"/>
-          </w:tblBorders>
-          <w:tblCellMar>
-            <w:top w:w="0" w:type="dxa"/>
-            <w:left w:w="108" w:type="dxa"/>
-            <w:bottom w:w="0" w:type="dxa"/>
-            <w:right w:w="108" w:type="dxa"/>
-          </w:tblCellMar>
-        </w:tblPrEx>
         <w:tc>
           <w:tcPr>
             <w:tcW w:w="675" w:type="dxa"/>
@@ -2530,15 +2127,10 @@
           <w:p>
             <w:pPr>
               <w:jc w:val="center"/>
-              <w:rPr>
-                <w:rFonts w:hint="eastAsia" w:eastAsiaTheme="minorEastAsia"/>
-                <w:lang w:eastAsia="zh-CN"/>
-              </w:rPr>
-            </w:pPr>
-            <w:r>
-              <w:rPr>
-                <w:rFonts w:hint="eastAsia"/>
-                <w:lang w:val="en-US" w:eastAsia="zh-CN"/>
+            </w:pPr>
+            <w:r>
+              <w:rPr>
+                <w:rFonts w:hint="eastAsia"/>
               </w:rPr>
               <w:t>7</w:t>
             </w:r>
@@ -2554,13 +2146,13 @@
             <w:pPr>
               <w:jc w:val="center"/>
               <w:rPr>
-                <w:rFonts w:ascii="宋体" w:hAnsi="宋体"/>
-                <w:sz w:val="24"/>
-              </w:rPr>
-            </w:pPr>
-            <w:r>
-              <w:rPr>
-                <w:rFonts w:hint="eastAsia" w:ascii="宋体" w:hAnsi="宋体"/>
+                <w:rFonts w:ascii="宋体" w:hAnsi="宋体" w:hint="eastAsia"/>
+                <w:sz w:val="24"/>
+              </w:rPr>
+            </w:pPr>
+            <w:r>
+              <w:rPr>
+                <w:rFonts w:ascii="宋体" w:hAnsi="宋体" w:hint="eastAsia"/>
                 <w:sz w:val="24"/>
               </w:rPr>
               <w:t>答辩记录</w:t>
@@ -2584,7 +2176,6 @@
             <w:r>
               <w:rPr>
                 <w:rFonts w:hint="eastAsia"/>
-                <w:lang w:val="en-US" w:eastAsia="zh-CN"/>
               </w:rPr>
               <w:t>5</w:t>
             </w:r>
@@ -2619,26 +2210,10 @@
         </w:tc>
       </w:tr>
       <w:tr>
-        <w:tblPrEx>
-          <w:tblBorders>
-            <w:top w:val="single" w:color="auto" w:sz="4" w:space="0"/>
-            <w:left w:val="single" w:color="auto" w:sz="4" w:space="0"/>
-            <w:bottom w:val="single" w:color="auto" w:sz="4" w:space="0"/>
-            <w:right w:val="single" w:color="auto" w:sz="4" w:space="0"/>
-            <w:insideH w:val="single" w:color="auto" w:sz="4" w:space="0"/>
-            <w:insideV w:val="single" w:color="auto" w:sz="4" w:space="0"/>
-          </w:tblBorders>
-          <w:tblCellMar>
-            <w:top w:w="0" w:type="dxa"/>
-            <w:left w:w="108" w:type="dxa"/>
-            <w:bottom w:w="0" w:type="dxa"/>
-            <w:right w:w="108" w:type="dxa"/>
-          </w:tblCellMar>
-        </w:tblPrEx>
         <w:tc>
           <w:tcPr>
             <w:tcW w:w="675" w:type="dxa"/>
-            <w:vMerge w:val="continue"/>
+            <w:vMerge/>
             <w:vAlign w:val="center"/>
           </w:tcPr>
           <w:p>
@@ -2650,14 +2225,14 @@
         <w:tc>
           <w:tcPr>
             <w:tcW w:w="2268" w:type="dxa"/>
-            <w:vMerge w:val="continue"/>
-            <w:vAlign w:val="center"/>
-          </w:tcPr>
-          <w:p>
-            <w:pPr>
-              <w:jc w:val="center"/>
-              <w:rPr>
-                <w:rFonts w:ascii="宋体" w:hAnsi="宋体"/>
+            <w:vMerge/>
+            <w:vAlign w:val="center"/>
+          </w:tcPr>
+          <w:p>
+            <w:pPr>
+              <w:jc w:val="center"/>
+              <w:rPr>
+                <w:rFonts w:ascii="宋体" w:hAnsi="宋体" w:hint="eastAsia"/>
                 <w:sz w:val="24"/>
               </w:rPr>
             </w:pPr>
@@ -2702,26 +2277,10 @@
         </w:tc>
       </w:tr>
       <w:tr>
-        <w:tblPrEx>
-          <w:tblBorders>
-            <w:top w:val="single" w:color="auto" w:sz="4" w:space="0"/>
-            <w:left w:val="single" w:color="auto" w:sz="4" w:space="0"/>
-            <w:bottom w:val="single" w:color="auto" w:sz="4" w:space="0"/>
-            <w:right w:val="single" w:color="auto" w:sz="4" w:space="0"/>
-            <w:insideH w:val="single" w:color="auto" w:sz="4" w:space="0"/>
-            <w:insideV w:val="single" w:color="auto" w:sz="4" w:space="0"/>
-          </w:tblBorders>
-          <w:tblCellMar>
-            <w:top w:w="0" w:type="dxa"/>
-            <w:left w:w="108" w:type="dxa"/>
-            <w:bottom w:w="0" w:type="dxa"/>
-            <w:right w:w="108" w:type="dxa"/>
-          </w:tblCellMar>
-        </w:tblPrEx>
         <w:tc>
           <w:tcPr>
             <w:tcW w:w="675" w:type="dxa"/>
-            <w:vMerge w:val="continue"/>
+            <w:vMerge/>
             <w:vAlign w:val="center"/>
           </w:tcPr>
           <w:p>
@@ -2733,14 +2292,14 @@
         <w:tc>
           <w:tcPr>
             <w:tcW w:w="2268" w:type="dxa"/>
-            <w:vMerge w:val="continue"/>
-            <w:vAlign w:val="center"/>
-          </w:tcPr>
-          <w:p>
-            <w:pPr>
-              <w:jc w:val="center"/>
-              <w:rPr>
-                <w:rFonts w:ascii="宋体" w:hAnsi="宋体"/>
+            <w:vMerge/>
+            <w:vAlign w:val="center"/>
+          </w:tcPr>
+          <w:p>
+            <w:pPr>
+              <w:jc w:val="center"/>
+              <w:rPr>
+                <w:rFonts w:ascii="宋体" w:hAnsi="宋体" w:hint="eastAsia"/>
                 <w:sz w:val="24"/>
               </w:rPr>
             </w:pPr>
@@ -2765,21 +2324,37 @@
               <w:rPr>
                 <w:rFonts w:hint="eastAsia"/>
               </w:rPr>
-              <w:t>（至少3位答辩组教师），落款日期：</w:t>
+              <w:t>（至少</w:t>
+            </w:r>
+            <w:r>
+              <w:rPr>
+                <w:rFonts w:hint="eastAsia"/>
+              </w:rPr>
+              <w:t>3</w:t>
+            </w:r>
+            <w:r>
+              <w:rPr>
+                <w:rFonts w:hint="eastAsia"/>
+              </w:rPr>
+              <w:t>位答辩组教师），落款日期：</w:t>
             </w:r>
             <w:r>
               <w:rPr>
                 <w:rFonts w:hint="eastAsia"/>
                 <w:color w:val="FF0000"/>
-                <w:lang w:eastAsia="zh-CN"/>
-              </w:rPr>
-              <w:t>202</w:t>
+              </w:rPr>
+              <w:t>2026</w:t>
             </w:r>
             <w:r>
               <w:rPr>
                 <w:rFonts w:hint="eastAsia"/>
                 <w:color w:val="FF0000"/>
-                <w:lang w:val="en-US" w:eastAsia="zh-CN"/>
+              </w:rPr>
+              <w:t>年</w:t>
+            </w:r>
+            <w:r>
+              <w:rPr>
+                <w:color w:val="FF0000"/>
               </w:rPr>
               <w:t>6</w:t>
             </w:r>
@@ -2788,32 +2363,18 @@
                 <w:rFonts w:hint="eastAsia"/>
                 <w:color w:val="FF0000"/>
               </w:rPr>
-              <w:t>年</w:t>
+              <w:t>月</w:t>
             </w:r>
             <w:r>
               <w:rPr>
                 <w:color w:val="FF0000"/>
               </w:rPr>
-              <w:t>6</w:t>
+              <w:t>2</w:t>
             </w:r>
             <w:r>
               <w:rPr>
                 <w:rFonts w:hint="eastAsia"/>
                 <w:color w:val="FF0000"/>
-              </w:rPr>
-              <w:t>月</w:t>
-            </w:r>
-            <w:r>
-              <w:rPr>
-                <w:color w:val="FF0000"/>
-              </w:rPr>
-              <w:t>2</w:t>
-            </w:r>
-            <w:r>
-              <w:rPr>
-                <w:rFonts w:hint="eastAsia"/>
-                <w:color w:val="FF0000"/>
-                <w:lang w:val="en-US" w:eastAsia="zh-CN"/>
               </w:rPr>
               <w:t>0</w:t>
             </w:r>
@@ -2849,24 +2410,8 @@
         </w:tc>
       </w:tr>
       <w:tr>
-        <w:tblPrEx>
-          <w:tblBorders>
-            <w:top w:val="single" w:color="auto" w:sz="4" w:space="0"/>
-            <w:left w:val="single" w:color="auto" w:sz="4" w:space="0"/>
-            <w:bottom w:val="single" w:color="auto" w:sz="4" w:space="0"/>
-            <w:right w:val="single" w:color="auto" w:sz="4" w:space="0"/>
-            <w:insideH w:val="single" w:color="auto" w:sz="4" w:space="0"/>
-            <w:insideV w:val="single" w:color="auto" w:sz="4" w:space="0"/>
-          </w:tblBorders>
-          <w:tblCellMar>
-            <w:top w:w="0" w:type="dxa"/>
-            <w:left w:w="108" w:type="dxa"/>
-            <w:bottom w:w="0" w:type="dxa"/>
-            <w:right w:w="108" w:type="dxa"/>
-          </w:tblCellMar>
-        </w:tblPrEx>
         <w:trPr>
-          <w:trHeight w:val="346" w:hRule="atLeast"/>
+          <w:trHeight w:val="346"/>
         </w:trPr>
         <w:tc>
           <w:tcPr>
@@ -2876,18 +2421,10 @@
           <w:p>
             <w:pPr>
               <w:jc w:val="center"/>
-              <w:rPr>
-                <w:rFonts w:hint="eastAsia" w:asciiTheme="minorHAnsi" w:hAnsiTheme="minorHAnsi" w:eastAsiaTheme="minorEastAsia" w:cstheme="minorBidi"/>
-                <w:kern w:val="2"/>
-                <w:sz w:val="21"/>
-                <w:szCs w:val="22"/>
-                <w:lang w:val="en-US" w:eastAsia="zh-CN" w:bidi="ar-SA"/>
-              </w:rPr>
-            </w:pPr>
-            <w:r>
-              <w:rPr>
-                <w:rFonts w:hint="eastAsia"/>
-                <w:lang w:val="en-US" w:eastAsia="zh-CN"/>
+            </w:pPr>
+            <w:r>
+              <w:rPr>
+                <w:rFonts w:hint="eastAsia"/>
               </w:rPr>
               <w:t>8</w:t>
             </w:r>
@@ -2938,24 +2475,8 @@
         </w:tc>
       </w:tr>
       <w:tr>
-        <w:tblPrEx>
-          <w:tblBorders>
-            <w:top w:val="single" w:color="auto" w:sz="4" w:space="0"/>
-            <w:left w:val="single" w:color="auto" w:sz="4" w:space="0"/>
-            <w:bottom w:val="single" w:color="auto" w:sz="4" w:space="0"/>
-            <w:right w:val="single" w:color="auto" w:sz="4" w:space="0"/>
-            <w:insideH w:val="single" w:color="auto" w:sz="4" w:space="0"/>
-            <w:insideV w:val="single" w:color="auto" w:sz="4" w:space="0"/>
-          </w:tblBorders>
-          <w:tblCellMar>
-            <w:top w:w="0" w:type="dxa"/>
-            <w:left w:w="108" w:type="dxa"/>
-            <w:bottom w:w="0" w:type="dxa"/>
-            <w:right w:w="108" w:type="dxa"/>
-          </w:tblCellMar>
-        </w:tblPrEx>
         <w:trPr>
-          <w:trHeight w:val="405" w:hRule="atLeast"/>
+          <w:trHeight w:val="405"/>
         </w:trPr>
         <w:tc>
           <w:tcPr>
@@ -2965,18 +2486,10 @@
           <w:p>
             <w:pPr>
               <w:jc w:val="center"/>
-              <w:rPr>
-                <w:rFonts w:hint="eastAsia" w:asciiTheme="minorHAnsi" w:hAnsiTheme="minorHAnsi" w:eastAsiaTheme="minorEastAsia" w:cstheme="minorBidi"/>
-                <w:kern w:val="2"/>
-                <w:sz w:val="21"/>
-                <w:szCs w:val="22"/>
-                <w:lang w:val="en-US" w:eastAsia="zh-CN" w:bidi="ar-SA"/>
-              </w:rPr>
-            </w:pPr>
-            <w:r>
-              <w:rPr>
-                <w:rFonts w:hint="eastAsia"/>
-                <w:lang w:val="en-US" w:eastAsia="zh-CN"/>
+            </w:pPr>
+            <w:r>
+              <w:rPr>
+                <w:rFonts w:hint="eastAsia"/>
               </w:rPr>
               <w:t>9</w:t>
             </w:r>
@@ -2997,7 +2510,7 @@
             </w:pPr>
             <w:r>
               <w:rPr>
-                <w:rFonts w:hint="eastAsia" w:ascii="宋体" w:hAnsi="宋体"/>
+                <w:rFonts w:ascii="宋体" w:hAnsi="宋体" w:hint="eastAsia"/>
                 <w:szCs w:val="21"/>
               </w:rPr>
               <w:t>是否按以上顺序合并为一个PDF文件</w:t>
@@ -3027,24 +2540,8 @@
         </w:tc>
       </w:tr>
       <w:tr>
-        <w:tblPrEx>
-          <w:tblBorders>
-            <w:top w:val="single" w:color="auto" w:sz="4" w:space="0"/>
-            <w:left w:val="single" w:color="auto" w:sz="4" w:space="0"/>
-            <w:bottom w:val="single" w:color="auto" w:sz="4" w:space="0"/>
-            <w:right w:val="single" w:color="auto" w:sz="4" w:space="0"/>
-            <w:insideH w:val="single" w:color="auto" w:sz="4" w:space="0"/>
-            <w:insideV w:val="single" w:color="auto" w:sz="4" w:space="0"/>
-          </w:tblBorders>
-          <w:tblCellMar>
-            <w:top w:w="0" w:type="dxa"/>
-            <w:left w:w="108" w:type="dxa"/>
-            <w:bottom w:w="0" w:type="dxa"/>
-            <w:right w:w="108" w:type="dxa"/>
-          </w:tblCellMar>
-        </w:tblPrEx>
         <w:trPr>
-          <w:trHeight w:val="107" w:hRule="atLeast"/>
+          <w:trHeight w:val="107"/>
         </w:trPr>
         <w:tc>
           <w:tcPr>
@@ -3054,18 +2551,10 @@
           <w:p>
             <w:pPr>
               <w:jc w:val="center"/>
-              <w:rPr>
-                <w:rFonts w:hint="default" w:asciiTheme="minorHAnsi" w:hAnsiTheme="minorHAnsi" w:eastAsiaTheme="minorEastAsia" w:cstheme="minorBidi"/>
-                <w:kern w:val="2"/>
-                <w:sz w:val="21"/>
-                <w:szCs w:val="22"/>
-                <w:lang w:val="en-US" w:eastAsia="zh-CN" w:bidi="ar-SA"/>
-              </w:rPr>
-            </w:pPr>
-            <w:r>
-              <w:rPr>
-                <w:rFonts w:hint="eastAsia"/>
-                <w:lang w:val="en-US" w:eastAsia="zh-CN"/>
+            </w:pPr>
+            <w:r>
+              <w:rPr>
+                <w:rFonts w:hint="eastAsia"/>
               </w:rPr>
               <w:t>10</w:t>
             </w:r>
@@ -3081,16 +2570,13 @@
             <w:pPr>
               <w:jc w:val="center"/>
               <w:rPr>
-                <w:rFonts w:hint="eastAsia" w:ascii="宋体" w:hAnsi="宋体" w:eastAsiaTheme="minorEastAsia" w:cstheme="minorBidi"/>
-                <w:kern w:val="2"/>
-                <w:sz w:val="21"/>
+                <w:rFonts w:ascii="宋体" w:hAnsi="宋体" w:hint="eastAsia"/>
                 <w:szCs w:val="21"/>
-                <w:lang w:val="en-US" w:eastAsia="zh-CN" w:bidi="ar-SA"/>
-              </w:rPr>
-            </w:pPr>
-            <w:r>
-              <w:rPr>
-                <w:rFonts w:hint="eastAsia" w:ascii="宋体" w:hAnsi="宋体"/>
+              </w:rPr>
+            </w:pPr>
+            <w:r>
+              <w:rPr>
+                <w:rFonts w:ascii="宋体" w:hAnsi="宋体" w:hint="eastAsia"/>
                 <w:szCs w:val="21"/>
               </w:rPr>
               <w:t>互联网+项目计划书电子版，等来年的3</w:t>
@@ -3104,7 +2590,7 @@
             </w:r>
             <w:r>
               <w:rPr>
-                <w:rFonts w:hint="eastAsia" w:ascii="宋体" w:hAnsi="宋体"/>
+                <w:rFonts w:ascii="宋体" w:hAnsi="宋体" w:hint="eastAsia"/>
                 <w:szCs w:val="21"/>
               </w:rPr>
               <w:t>月学生需按照学院要求在两个平台完成互联网+比赛的报名</w:t>
@@ -3119,44 +2605,21 @@
           <w:p>
             <w:pPr>
               <w:jc w:val="center"/>
-              <w:rPr>
-                <w:lang w:val="en-US" w:eastAsia="zh-CN"/>
-              </w:rPr>
             </w:pPr>
           </w:p>
         </w:tc>
         <w:tc>
           <w:tcPr>
             <w:tcW w:w="1184" w:type="dxa"/>
-            <w:vAlign w:val="top"/>
-          </w:tcPr>
-          <w:p>
-            <w:pPr>
-              <w:jc w:val="center"/>
-              <w:rPr>
-                <w:lang w:val="en-US" w:eastAsia="zh-CN"/>
-              </w:rPr>
+          </w:tcPr>
+          <w:p>
+            <w:pPr>
+              <w:jc w:val="center"/>
             </w:pPr>
           </w:p>
         </w:tc>
       </w:tr>
       <w:tr>
-        <w:tblPrEx>
-          <w:tblBorders>
-            <w:top w:val="single" w:color="auto" w:sz="4" w:space="0"/>
-            <w:left w:val="single" w:color="auto" w:sz="4" w:space="0"/>
-            <w:bottom w:val="single" w:color="auto" w:sz="4" w:space="0"/>
-            <w:right w:val="single" w:color="auto" w:sz="4" w:space="0"/>
-            <w:insideH w:val="single" w:color="auto" w:sz="4" w:space="0"/>
-            <w:insideV w:val="single" w:color="auto" w:sz="4" w:space="0"/>
-          </w:tblBorders>
-          <w:tblCellMar>
-            <w:top w:w="0" w:type="dxa"/>
-            <w:left w:w="108" w:type="dxa"/>
-            <w:bottom w:w="0" w:type="dxa"/>
-            <w:right w:w="108" w:type="dxa"/>
-          </w:tblCellMar>
-        </w:tblPrEx>
         <w:tc>
           <w:tcPr>
             <w:tcW w:w="675" w:type="dxa"/>
@@ -3165,20 +2628,13 @@
           <w:p>
             <w:pPr>
               <w:jc w:val="center"/>
-              <w:rPr>
-                <w:rFonts w:hint="default" w:eastAsiaTheme="minorEastAsia"/>
-                <w:lang w:val="en-US" w:eastAsia="zh-CN"/>
-              </w:rPr>
-            </w:pPr>
-            <w:r>
-              <w:rPr>
-                <w:rFonts w:hint="eastAsia"/>
-                <w:lang w:val="en-US" w:eastAsia="zh-CN"/>
+            </w:pPr>
+            <w:r>
+              <w:rPr>
+                <w:rFonts w:hint="eastAsia"/>
               </w:rPr>
               <w:t>11</w:t>
             </w:r>
-            <w:bookmarkStart w:id="0" w:name="_GoBack"/>
-            <w:bookmarkEnd w:id="0"/>
           </w:p>
         </w:tc>
         <w:tc>
@@ -3191,13 +2647,13 @@
             <w:pPr>
               <w:jc w:val="center"/>
               <w:rPr>
-                <w:rFonts w:ascii="宋体" w:hAnsi="宋体"/>
+                <w:rFonts w:ascii="宋体" w:hAnsi="宋体" w:hint="eastAsia"/>
                 <w:szCs w:val="21"/>
               </w:rPr>
             </w:pPr>
             <w:r>
               <w:rPr>
-                <w:rFonts w:hint="eastAsia" w:ascii="宋体" w:hAnsi="宋体"/>
+                <w:rFonts w:ascii="宋体" w:hAnsi="宋体" w:hint="eastAsia"/>
                 <w:szCs w:val="21"/>
               </w:rPr>
               <w:t>源代码/演示录像/设计图纸电子版</w:t>
@@ -3232,7 +2688,7 @@
         <w:spacing w:line="480" w:lineRule="auto"/>
         <w:jc w:val="left"/>
         <w:rPr>
-          <w:rFonts w:ascii="黑体" w:hAnsi="黑体" w:eastAsia="黑体"/>
+          <w:rFonts w:ascii="黑体" w:eastAsia="黑体" w:hAnsi="黑体" w:hint="eastAsia"/>
           <w:b/>
           <w:sz w:val="24"/>
           <w:szCs w:val="24"/>
@@ -3240,7 +2696,7 @@
       </w:pPr>
       <w:r>
         <w:rPr>
-          <w:rFonts w:hint="eastAsia" w:ascii="黑体" w:hAnsi="黑体" w:eastAsia="黑体"/>
+          <w:rFonts w:ascii="黑体" w:eastAsia="黑体" w:hAnsi="黑体" w:hint="eastAsia"/>
           <w:b/>
           <w:sz w:val="24"/>
           <w:szCs w:val="24"/>
@@ -3253,7 +2709,7 @@
         <w:spacing w:line="480" w:lineRule="auto"/>
         <w:jc w:val="left"/>
         <w:rPr>
-          <w:rFonts w:ascii="黑体" w:hAnsi="黑体" w:eastAsia="黑体"/>
+          <w:rFonts w:ascii="黑体" w:eastAsia="黑体" w:hAnsi="黑体" w:hint="eastAsia"/>
           <w:b/>
           <w:sz w:val="28"/>
           <w:szCs w:val="28"/>
@@ -3261,35 +2717,16 @@
       </w:pPr>
       <w:r>
         <w:rPr>
-          <w:rFonts w:hint="eastAsia" w:ascii="黑体" w:hAnsi="黑体" w:eastAsia="黑体"/>
+          <w:rFonts w:ascii="黑体" w:eastAsia="黑体" w:hAnsi="黑体" w:hint="eastAsia"/>
           <w:b/>
           <w:sz w:val="28"/>
           <w:szCs w:val="28"/>
         </w:rPr>
-        <w:t>学生团队队长</w:t>
+        <w:t xml:space="preserve">学生团队队长电子签名：   </w:t>
       </w:r>
       <w:r>
         <w:rPr>
-          <w:rFonts w:hint="eastAsia" w:ascii="黑体" w:hAnsi="黑体" w:eastAsia="黑体"/>
-          <w:b/>
-          <w:sz w:val="28"/>
-          <w:szCs w:val="28"/>
-          <w:lang w:val="en-US" w:eastAsia="zh-CN"/>
-        </w:rPr>
-        <w:t>电子</w:t>
-      </w:r>
-      <w:r>
-        <w:rPr>
-          <w:rFonts w:hint="eastAsia" w:ascii="黑体" w:hAnsi="黑体" w:eastAsia="黑体"/>
-          <w:b/>
-          <w:sz w:val="28"/>
-          <w:szCs w:val="28"/>
-        </w:rPr>
-        <w:t xml:space="preserve">签名：   </w:t>
-      </w:r>
-      <w:r>
-        <w:rPr>
-          <w:rFonts w:ascii="黑体" w:hAnsi="黑体" w:eastAsia="黑体"/>
+          <w:rFonts w:ascii="黑体" w:eastAsia="黑体" w:hAnsi="黑体"/>
           <w:b/>
           <w:sz w:val="28"/>
           <w:szCs w:val="28"/>
@@ -3298,31 +2735,12 @@
       </w:r>
       <w:r>
         <w:rPr>
-          <w:rFonts w:hint="eastAsia" w:ascii="黑体" w:hAnsi="黑体" w:eastAsia="黑体"/>
+          <w:rFonts w:ascii="黑体" w:eastAsia="黑体" w:hAnsi="黑体" w:hint="eastAsia"/>
           <w:b/>
           <w:sz w:val="28"/>
           <w:szCs w:val="28"/>
         </w:rPr>
-        <w:t>指导教师</w:t>
-      </w:r>
-      <w:r>
-        <w:rPr>
-          <w:rFonts w:hint="eastAsia" w:ascii="黑体" w:hAnsi="黑体" w:eastAsia="黑体"/>
-          <w:b/>
-          <w:sz w:val="28"/>
-          <w:szCs w:val="28"/>
-          <w:lang w:val="en-US" w:eastAsia="zh-CN"/>
-        </w:rPr>
-        <w:t>电子</w:t>
-      </w:r>
-      <w:r>
-        <w:rPr>
-          <w:rFonts w:hint="eastAsia" w:ascii="黑体" w:hAnsi="黑体" w:eastAsia="黑体"/>
-          <w:b/>
-          <w:sz w:val="28"/>
-          <w:szCs w:val="28"/>
-        </w:rPr>
-        <w:t>签名：</w:t>
+        <w:t>指导教师电子签名：</w:t>
       </w:r>
     </w:p>
     <w:p>
@@ -3355,7 +2773,7 @@
       </w:r>
       <w:r>
         <w:rPr>
-          <w:rFonts w:hint="eastAsia" w:ascii="黑体" w:hAnsi="黑体" w:eastAsia="黑体"/>
+          <w:rFonts w:ascii="黑体" w:eastAsia="黑体" w:hAnsi="黑体" w:hint="eastAsia"/>
           <w:b/>
           <w:sz w:val="28"/>
           <w:szCs w:val="28"/>
@@ -3364,7 +2782,7 @@
       </w:r>
       <w:r>
         <w:rPr>
-          <w:rFonts w:hint="eastAsia" w:ascii="黑体" w:hAnsi="黑体" w:eastAsia="黑体"/>
+          <w:rFonts w:ascii="黑体" w:eastAsia="黑体" w:hAnsi="黑体" w:hint="eastAsia"/>
           <w:sz w:val="28"/>
           <w:szCs w:val="28"/>
         </w:rPr>
@@ -3374,304 +2792,428 @@
     <w:sectPr>
       <w:pgSz w:w="11906" w:h="16838"/>
       <w:pgMar w:top="1440" w:right="1800" w:bottom="1440" w:left="1800" w:header="851" w:footer="992" w:gutter="0"/>
-      <w:cols w:space="425" w:num="1"/>
-      <w:docGrid w:type="lines" w:linePitch="312" w:charSpace="0"/>
+      <w:cols w:space="425"/>
+      <w:docGrid w:type="lines" w:linePitch="312"/>
     </w:sectPr>
   </w:body>
 </w:document>
 </file>
 
 <file path=word/styles.xml><?xml version="1.0" encoding="utf-8"?>
-<w:styles xmlns:mc="http://schemas.openxmlformats.org/markup-compatibility/2006" xmlns:o="urn:schemas-microsoft-com:office:office" xmlns:r="http://schemas.openxmlformats.org/officeDocument/2006/relationships" xmlns:m="http://schemas.openxmlformats.org/officeDocument/2006/math" xmlns:v="urn:schemas-microsoft-com:vml" xmlns:w="http://schemas.openxmlformats.org/wordprocessingml/2006/main" xmlns:w14="http://schemas.microsoft.com/office/word/2010/wordml" xmlns:w10="urn:schemas-microsoft-com:office:word" xmlns:sl="http://schemas.openxmlformats.org/schemaLibrary/2006/main" xmlns:wpsCustomData="http://www.wps.cn/officeDocument/2013/wpsCustomData" mc:Ignorable="w14">
+<w:styles xmlns:mc="http://schemas.openxmlformats.org/markup-compatibility/2006" xmlns:r="http://schemas.openxmlformats.org/officeDocument/2006/relationships" xmlns:w="http://schemas.openxmlformats.org/wordprocessingml/2006/main" xmlns:w14="http://schemas.microsoft.com/office/word/2010/wordml" xmlns:w15="http://schemas.microsoft.com/office/word/2012/wordml" xmlns:w16cex="http://schemas.microsoft.com/office/word/2018/wordml/cex" xmlns:w16cid="http://schemas.microsoft.com/office/word/2016/wordml/cid" xmlns:w16="http://schemas.microsoft.com/office/word/2018/wordml" xmlns:w16du="http://schemas.microsoft.com/office/word/2023/wordml/word16du" xmlns:w16sdtdh="http://schemas.microsoft.com/office/word/2020/wordml/sdtdatahash" xmlns:w16sdtfl="http://schemas.microsoft.com/office/word/2024/wordml/sdtformatlock" xmlns:w16se="http://schemas.microsoft.com/office/word/2015/wordml/symex" mc:Ignorable="w14 w15 w16se w16cid w16 w16cex w16sdtdh w16sdtfl w16du">
   <w:docDefaults>
     <w:rPrDefault>
       <w:rPr>
-        <w:rFonts w:asciiTheme="minorHAnsi" w:hAnsiTheme="minorHAnsi" w:eastAsiaTheme="minorEastAsia" w:cstheme="minorBidi"/>
+        <w:rFonts w:asciiTheme="minorHAnsi" w:eastAsiaTheme="minorEastAsia" w:hAnsiTheme="minorHAnsi" w:cstheme="minorBidi"/>
+        <w:lang w:val="en-US" w:eastAsia="zh-CN" w:bidi="ar-SA"/>
       </w:rPr>
     </w:rPrDefault>
     <w:pPrDefault/>
   </w:docDefaults>
-  <w:latentStyles w:count="260" w:defQFormat="0" w:defUnhideWhenUsed="1" w:defSemiHidden="1" w:defUIPriority="99" w:defLockedState="0">
-    <w:lsdException w:qFormat="1" w:unhideWhenUsed="0" w:uiPriority="0" w:semiHidden="0" w:name="Normal"/>
-    <w:lsdException w:qFormat="1" w:unhideWhenUsed="0" w:uiPriority="9" w:semiHidden="0" w:name="heading 1"/>
-    <w:lsdException w:qFormat="1" w:uiPriority="9" w:name="heading 2"/>
-    <w:lsdException w:qFormat="1" w:uiPriority="9" w:name="heading 3"/>
-    <w:lsdException w:qFormat="1" w:uiPriority="9" w:name="heading 4"/>
-    <w:lsdException w:qFormat="1" w:uiPriority="9" w:name="heading 5"/>
-    <w:lsdException w:qFormat="1" w:uiPriority="9" w:name="heading 6"/>
-    <w:lsdException w:qFormat="1" w:uiPriority="9" w:name="heading 7"/>
-    <w:lsdException w:qFormat="1" w:uiPriority="9" w:name="heading 8"/>
-    <w:lsdException w:qFormat="1" w:uiPriority="9" w:name="heading 9"/>
-    <w:lsdException w:uiPriority="99" w:name="index 1"/>
-    <w:lsdException w:uiPriority="99" w:name="index 2"/>
-    <w:lsdException w:uiPriority="99" w:name="index 3"/>
-    <w:lsdException w:uiPriority="99" w:name="index 4"/>
-    <w:lsdException w:uiPriority="99" w:name="index 5"/>
-    <w:lsdException w:uiPriority="99" w:name="index 6"/>
-    <w:lsdException w:uiPriority="99" w:name="index 7"/>
-    <w:lsdException w:uiPriority="99" w:name="index 8"/>
-    <w:lsdException w:uiPriority="99" w:name="index 9"/>
-    <w:lsdException w:uiPriority="39" w:name="toc 1"/>
-    <w:lsdException w:uiPriority="39" w:name="toc 2"/>
-    <w:lsdException w:uiPriority="39" w:name="toc 3"/>
-    <w:lsdException w:uiPriority="39" w:name="toc 4"/>
-    <w:lsdException w:uiPriority="39" w:name="toc 5"/>
-    <w:lsdException w:uiPriority="39" w:name="toc 6"/>
-    <w:lsdException w:uiPriority="39" w:name="toc 7"/>
-    <w:lsdException w:uiPriority="39" w:name="toc 8"/>
-    <w:lsdException w:uiPriority="39" w:name="toc 9"/>
-    <w:lsdException w:uiPriority="99" w:name="Normal Indent"/>
-    <w:lsdException w:uiPriority="99" w:name="footnote text"/>
-    <w:lsdException w:uiPriority="99" w:name="annotation text"/>
-    <w:lsdException w:qFormat="1" w:uiPriority="99" w:semiHidden="0" w:name="header"/>
-    <w:lsdException w:qFormat="1" w:uiPriority="99" w:semiHidden="0" w:name="footer"/>
-    <w:lsdException w:uiPriority="99" w:name="index heading"/>
-    <w:lsdException w:qFormat="1" w:uiPriority="35" w:name="caption"/>
-    <w:lsdException w:uiPriority="99" w:name="table of figures"/>
-    <w:lsdException w:uiPriority="99" w:name="envelope address"/>
-    <w:lsdException w:uiPriority="99" w:name="envelope return"/>
-    <w:lsdException w:uiPriority="99" w:name="footnote reference"/>
-    <w:lsdException w:uiPriority="99" w:name="annotation reference"/>
-    <w:lsdException w:uiPriority="99" w:name="line number"/>
-    <w:lsdException w:uiPriority="99" w:name="page number"/>
-    <w:lsdException w:uiPriority="99" w:name="endnote reference"/>
-    <w:lsdException w:uiPriority="99" w:name="endnote text"/>
-    <w:lsdException w:uiPriority="99" w:name="table of authorities"/>
-    <w:lsdException w:uiPriority="99" w:name="macro"/>
-    <w:lsdException w:uiPriority="99" w:name="toa heading"/>
-    <w:lsdException w:uiPriority="99" w:name="List"/>
-    <w:lsdException w:uiPriority="99" w:name="List Bullet"/>
-    <w:lsdException w:uiPriority="99" w:name="List Number"/>
-    <w:lsdException w:uiPriority="99" w:name="List 2"/>
-    <w:lsdException w:uiPriority="99" w:name="List 3"/>
-    <w:lsdException w:uiPriority="99" w:name="List 4"/>
-    <w:lsdException w:uiPriority="99" w:name="List 5"/>
-    <w:lsdException w:uiPriority="99" w:name="List Bullet 2"/>
-    <w:lsdException w:uiPriority="99" w:name="List Bullet 3"/>
-    <w:lsdException w:uiPriority="99" w:name="List Bullet 4"/>
-    <w:lsdException w:uiPriority="99" w:name="List Bullet 5"/>
-    <w:lsdException w:uiPriority="99" w:name="List Number 2"/>
-    <w:lsdException w:uiPriority="99" w:name="List Number 3"/>
-    <w:lsdException w:uiPriority="99" w:name="List Number 4"/>
-    <w:lsdException w:uiPriority="99" w:name="List Number 5"/>
-    <w:lsdException w:qFormat="1" w:unhideWhenUsed="0" w:uiPriority="10" w:semiHidden="0" w:name="Title"/>
-    <w:lsdException w:uiPriority="99" w:name="Closing"/>
-    <w:lsdException w:uiPriority="99" w:name="Signature"/>
-    <w:lsdException w:qFormat="1" w:uiPriority="1" w:name="Default Paragraph Font"/>
-    <w:lsdException w:uiPriority="99" w:name="Body Text"/>
-    <w:lsdException w:uiPriority="99" w:name="Body Text Indent"/>
-    <w:lsdException w:uiPriority="99" w:name="List Continue"/>
-    <w:lsdException w:uiPriority="99" w:name="List Continue 2"/>
-    <w:lsdException w:uiPriority="99" w:name="List Continue 3"/>
-    <w:lsdException w:uiPriority="99" w:name="List Continue 4"/>
-    <w:lsdException w:uiPriority="99" w:name="List Continue 5"/>
-    <w:lsdException w:uiPriority="99" w:name="Message Header"/>
-    <w:lsdException w:qFormat="1" w:unhideWhenUsed="0" w:uiPriority="11" w:semiHidden="0" w:name="Subtitle"/>
-    <w:lsdException w:uiPriority="99" w:name="Salutation"/>
-    <w:lsdException w:uiPriority="99" w:name="Date"/>
-    <w:lsdException w:uiPriority="99" w:name="Body Text First Indent"/>
-    <w:lsdException w:uiPriority="99" w:name="Body Text First Indent 2"/>
-    <w:lsdException w:uiPriority="99" w:name="Note Heading"/>
-    <w:lsdException w:uiPriority="99" w:name="Body Text 2"/>
-    <w:lsdException w:uiPriority="99" w:name="Body Text 3"/>
-    <w:lsdException w:uiPriority="99" w:name="Body Text Indent 2"/>
-    <w:lsdException w:uiPriority="99" w:name="Body Text Indent 3"/>
-    <w:lsdException w:uiPriority="99" w:name="Block Text"/>
-    <w:lsdException w:uiPriority="99" w:name="Hyperlink"/>
-    <w:lsdException w:uiPriority="99" w:name="FollowedHyperlink"/>
-    <w:lsdException w:qFormat="1" w:unhideWhenUsed="0" w:uiPriority="22" w:semiHidden="0" w:name="Strong"/>
-    <w:lsdException w:qFormat="1" w:unhideWhenUsed="0" w:uiPriority="20" w:semiHidden="0" w:name="Emphasis"/>
-    <w:lsdException w:uiPriority="99" w:name="Document Map"/>
-    <w:lsdException w:uiPriority="99" w:name="Plain Text"/>
-    <w:lsdException w:uiPriority="99" w:name="E-mail Signature"/>
-    <w:lsdException w:uiPriority="99" w:name="Normal (Web)"/>
-    <w:lsdException w:uiPriority="99" w:name="HTML Acronym"/>
-    <w:lsdException w:uiPriority="99" w:name="HTML Address"/>
-    <w:lsdException w:uiPriority="99" w:name="HTML Cite"/>
-    <w:lsdException w:uiPriority="99" w:name="HTML Code"/>
-    <w:lsdException w:uiPriority="99" w:name="HTML Definition"/>
-    <w:lsdException w:uiPriority="99" w:name="HTML Keyboard"/>
-    <w:lsdException w:uiPriority="99" w:name="HTML Preformatted"/>
-    <w:lsdException w:uiPriority="99" w:name="HTML Sample"/>
-    <w:lsdException w:uiPriority="99" w:name="HTML Typewriter"/>
-    <w:lsdException w:uiPriority="99" w:name="HTML Variable"/>
-    <w:lsdException w:qFormat="1" w:uiPriority="99" w:name="Normal Table"/>
-    <w:lsdException w:uiPriority="99" w:name="annotation subject"/>
-    <w:lsdException w:uiPriority="99" w:name="Table Simple 1"/>
-    <w:lsdException w:uiPriority="99" w:name="Table Simple 2"/>
-    <w:lsdException w:uiPriority="99" w:name="Table Simple 3"/>
-    <w:lsdException w:uiPriority="99" w:name="Table Classic 1"/>
-    <w:lsdException w:uiPriority="99" w:name="Table Classic 2"/>
-    <w:lsdException w:uiPriority="99" w:name="Table Classic 3"/>
-    <w:lsdException w:uiPriority="99" w:name="Table Classic 4"/>
-    <w:lsdException w:uiPriority="99" w:name="Table Colorful 1"/>
-    <w:lsdException w:uiPriority="99" w:name="Table Colorful 2"/>
-    <w:lsdException w:uiPriority="99" w:name="Table Colorful 3"/>
-    <w:lsdException w:uiPriority="99" w:name="Table Columns 1"/>
-    <w:lsdException w:uiPriority="99" w:name="Table Columns 2"/>
-    <w:lsdException w:uiPriority="99" w:name="Table Columns 3"/>
-    <w:lsdException w:uiPriority="99" w:name="Table Columns 4"/>
-    <w:lsdException w:uiPriority="99" w:name="Table Columns 5"/>
-    <w:lsdException w:uiPriority="99" w:name="Table Grid 1"/>
-    <w:lsdException w:uiPriority="99" w:name="Table Grid 2"/>
-    <w:lsdException w:uiPriority="99" w:name="Table Grid 3"/>
-    <w:lsdException w:uiPriority="99" w:name="Table Grid 4"/>
-    <w:lsdException w:uiPriority="99" w:name="Table Grid 5"/>
-    <w:lsdException w:uiPriority="99" w:name="Table Grid 6"/>
-    <w:lsdException w:uiPriority="99" w:name="Table Grid 7"/>
-    <w:lsdException w:uiPriority="99" w:name="Table Grid 8"/>
-    <w:lsdException w:uiPriority="99" w:name="Table List 1"/>
-    <w:lsdException w:uiPriority="99" w:name="Table List 2"/>
-    <w:lsdException w:uiPriority="99" w:name="Table List 3"/>
-    <w:lsdException w:uiPriority="99" w:name="Table List 4"/>
-    <w:lsdException w:uiPriority="99" w:name="Table List 5"/>
-    <w:lsdException w:uiPriority="99" w:name="Table List 6"/>
-    <w:lsdException w:uiPriority="99" w:name="Table List 7"/>
-    <w:lsdException w:uiPriority="99" w:name="Table List 8"/>
-    <w:lsdException w:uiPriority="99" w:name="Table 3D effects 1"/>
-    <w:lsdException w:uiPriority="99" w:name="Table 3D effects 2"/>
-    <w:lsdException w:uiPriority="99" w:name="Table 3D effects 3"/>
-    <w:lsdException w:uiPriority="99" w:name="Table Contemporary"/>
-    <w:lsdException w:uiPriority="99" w:name="Table Elegant"/>
-    <w:lsdException w:uiPriority="99" w:name="Table Professional"/>
-    <w:lsdException w:uiPriority="99" w:name="Table Subtle 1"/>
-    <w:lsdException w:uiPriority="99" w:name="Table Subtle 2"/>
-    <w:lsdException w:uiPriority="99" w:name="Table Web 1"/>
-    <w:lsdException w:uiPriority="99" w:name="Table Web 2"/>
-    <w:lsdException w:uiPriority="99" w:name="Table Web 3"/>
-    <w:lsdException w:uiPriority="99" w:name="Balloon Text"/>
-    <w:lsdException w:qFormat="1" w:unhideWhenUsed="0" w:uiPriority="59" w:semiHidden="0" w:name="Table Grid"/>
-    <w:lsdException w:uiPriority="99" w:name="Table Theme"/>
-    <w:lsdException w:unhideWhenUsed="0" w:uiPriority="60" w:semiHidden="0" w:name="Light Shading"/>
-    <w:lsdException w:unhideWhenUsed="0" w:uiPriority="61" w:semiHidden="0" w:name="Light List"/>
-    <w:lsdException w:unhideWhenUsed="0" w:uiPriority="62" w:semiHidden="0" w:name="Light Grid"/>
-    <w:lsdException w:unhideWhenUsed="0" w:uiPriority="63" w:semiHidden="0" w:name="Medium Shading 1"/>
-    <w:lsdException w:unhideWhenUsed="0" w:uiPriority="64" w:semiHidden="0" w:name="Medium Shading 2"/>
-    <w:lsdException w:unhideWhenUsed="0" w:uiPriority="65" w:semiHidden="0" w:name="Medium List 1"/>
-    <w:lsdException w:unhideWhenUsed="0" w:uiPriority="66" w:semiHidden="0" w:name="Medium List 2"/>
-    <w:lsdException w:unhideWhenUsed="0" w:uiPriority="67" w:semiHidden="0" w:name="Medium Grid 1"/>
-    <w:lsdException w:unhideWhenUsed="0" w:uiPriority="68" w:semiHidden="0" w:name="Medium Grid 2"/>
-    <w:lsdException w:unhideWhenUsed="0" w:uiPriority="69" w:semiHidden="0" w:name="Medium Grid 3"/>
-    <w:lsdException w:unhideWhenUsed="0" w:uiPriority="70" w:semiHidden="0" w:name="Dark List"/>
-    <w:lsdException w:unhideWhenUsed="0" w:uiPriority="71" w:semiHidden="0" w:name="Colorful Shading"/>
-    <w:lsdException w:unhideWhenUsed="0" w:uiPriority="72" w:semiHidden="0" w:name="Colorful List"/>
-    <w:lsdException w:unhideWhenUsed="0" w:uiPriority="73" w:semiHidden="0" w:name="Colorful Grid"/>
-    <w:lsdException w:unhideWhenUsed="0" w:uiPriority="60" w:semiHidden="0" w:name="Light Shading Accent 1"/>
-    <w:lsdException w:unhideWhenUsed="0" w:uiPriority="61" w:semiHidden="0" w:name="Light List Accent 1"/>
-    <w:lsdException w:unhideWhenUsed="0" w:uiPriority="62" w:semiHidden="0" w:name="Light Grid Accent 1"/>
-    <w:lsdException w:unhideWhenUsed="0" w:uiPriority="63" w:semiHidden="0" w:name="Medium Shading 1 Accent 1"/>
-    <w:lsdException w:unhideWhenUsed="0" w:uiPriority="64" w:semiHidden="0" w:name="Medium Shading 2 Accent 1"/>
-    <w:lsdException w:unhideWhenUsed="0" w:uiPriority="65" w:semiHidden="0" w:name="Medium List 1 Accent 1"/>
-    <w:lsdException w:qFormat="1" w:unhideWhenUsed="0" w:uiPriority="34" w:semiHidden="0" w:name="List Paragraph"/>
-    <w:lsdException w:unhideWhenUsed="0" w:uiPriority="66" w:semiHidden="0" w:name="Medium List 2 Accent 1"/>
-    <w:lsdException w:unhideWhenUsed="0" w:uiPriority="67" w:semiHidden="0" w:name="Medium Grid 1 Accent 1"/>
-    <w:lsdException w:unhideWhenUsed="0" w:uiPriority="68" w:semiHidden="0" w:name="Medium Grid 2 Accent 1"/>
-    <w:lsdException w:unhideWhenUsed="0" w:uiPriority="69" w:semiHidden="0" w:name="Medium Grid 3 Accent 1"/>
-    <w:lsdException w:unhideWhenUsed="0" w:uiPriority="70" w:semiHidden="0" w:name="Dark List Accent 1"/>
-    <w:lsdException w:unhideWhenUsed="0" w:uiPriority="71" w:semiHidden="0" w:name="Colorful Shading Accent 1"/>
-    <w:lsdException w:unhideWhenUsed="0" w:uiPriority="72" w:semiHidden="0" w:name="Colorful List Accent 1"/>
-    <w:lsdException w:unhideWhenUsed="0" w:uiPriority="73" w:semiHidden="0" w:name="Colorful Grid Accent 1"/>
-    <w:lsdException w:unhideWhenUsed="0" w:uiPriority="60" w:semiHidden="0" w:name="Light Shading Accent 2"/>
-    <w:lsdException w:unhideWhenUsed="0" w:uiPriority="61" w:semiHidden="0" w:name="Light List Accent 2"/>
-    <w:lsdException w:unhideWhenUsed="0" w:uiPriority="62" w:semiHidden="0" w:name="Light Grid Accent 2"/>
-    <w:lsdException w:unhideWhenUsed="0" w:uiPriority="63" w:semiHidden="0" w:name="Medium Shading 1 Accent 2"/>
-    <w:lsdException w:unhideWhenUsed="0" w:uiPriority="64" w:semiHidden="0" w:name="Medium Shading 2 Accent 2"/>
-    <w:lsdException w:unhideWhenUsed="0" w:uiPriority="65" w:semiHidden="0" w:name="Medium List 1 Accent 2"/>
-    <w:lsdException w:unhideWhenUsed="0" w:uiPriority="66" w:semiHidden="0" w:name="Medium List 2 Accent 2"/>
-    <w:lsdException w:unhideWhenUsed="0" w:uiPriority="67" w:semiHidden="0" w:name="Medium Grid 1 Accent 2"/>
-    <w:lsdException w:unhideWhenUsed="0" w:uiPriority="68" w:semiHidden="0" w:name="Medium Grid 2 Accent 2"/>
-    <w:lsdException w:unhideWhenUsed="0" w:uiPriority="69" w:semiHidden="0" w:name="Medium Grid 3 Accent 2"/>
-    <w:lsdException w:unhideWhenUsed="0" w:uiPriority="70" w:semiHidden="0" w:name="Dark List Accent 2"/>
-    <w:lsdException w:unhideWhenUsed="0" w:uiPriority="71" w:semiHidden="0" w:name="Colorful Shading Accent 2"/>
-    <w:lsdException w:unhideWhenUsed="0" w:uiPriority="72" w:semiHidden="0" w:name="Colorful List Accent 2"/>
-    <w:lsdException w:unhideWhenUsed="0" w:uiPriority="73" w:semiHidden="0" w:name="Colorful Grid Accent 2"/>
-    <w:lsdException w:unhideWhenUsed="0" w:uiPriority="60" w:semiHidden="0" w:name="Light Shading Accent 3"/>
-    <w:lsdException w:unhideWhenUsed="0" w:uiPriority="61" w:semiHidden="0" w:name="Light List Accent 3"/>
-    <w:lsdException w:unhideWhenUsed="0" w:uiPriority="62" w:semiHidden="0" w:name="Light Grid Accent 3"/>
-    <w:lsdException w:unhideWhenUsed="0" w:uiPriority="63" w:semiHidden="0" w:name="Medium Shading 1 Accent 3"/>
-    <w:lsdException w:unhideWhenUsed="0" w:uiPriority="64" w:semiHidden="0" w:name="Medium Shading 2 Accent 3"/>
-    <w:lsdException w:unhideWhenUsed="0" w:uiPriority="65" w:semiHidden="0" w:name="Medium List 1 Accent 3"/>
-    <w:lsdException w:unhideWhenUsed="0" w:uiPriority="66" w:semiHidden="0" w:name="Medium List 2 Accent 3"/>
-    <w:lsdException w:unhideWhenUsed="0" w:uiPriority="67" w:semiHidden="0" w:name="Medium Grid 1 Accent 3"/>
-    <w:lsdException w:unhideWhenUsed="0" w:uiPriority="68" w:semiHidden="0" w:name="Medium Grid 2 Accent 3"/>
-    <w:lsdException w:unhideWhenUsed="0" w:uiPriority="69" w:semiHidden="0" w:name="Medium Grid 3 Accent 3"/>
-    <w:lsdException w:unhideWhenUsed="0" w:uiPriority="70" w:semiHidden="0" w:name="Dark List Accent 3"/>
-    <w:lsdException w:unhideWhenUsed="0" w:uiPriority="71" w:semiHidden="0" w:name="Colorful Shading Accent 3"/>
-    <w:lsdException w:unhideWhenUsed="0" w:uiPriority="72" w:semiHidden="0" w:name="Colorful List Accent 3"/>
-    <w:lsdException w:unhideWhenUsed="0" w:uiPriority="73" w:semiHidden="0" w:name="Colorful Grid Accent 3"/>
-    <w:lsdException w:unhideWhenUsed="0" w:uiPriority="60" w:semiHidden="0" w:name="Light Shading Accent 4"/>
-    <w:lsdException w:unhideWhenUsed="0" w:uiPriority="61" w:semiHidden="0" w:name="Light List Accent 4"/>
-    <w:lsdException w:unhideWhenUsed="0" w:uiPriority="62" w:semiHidden="0" w:name="Light Grid Accent 4"/>
-    <w:lsdException w:unhideWhenUsed="0" w:uiPriority="63" w:semiHidden="0" w:name="Medium Shading 1 Accent 4"/>
-    <w:lsdException w:unhideWhenUsed="0" w:uiPriority="64" w:semiHidden="0" w:name="Medium Shading 2 Accent 4"/>
-    <w:lsdException w:unhideWhenUsed="0" w:uiPriority="65" w:semiHidden="0" w:name="Medium List 1 Accent 4"/>
-    <w:lsdException w:unhideWhenUsed="0" w:uiPriority="66" w:semiHidden="0" w:name="Medium List 2 Accent 4"/>
-    <w:lsdException w:unhideWhenUsed="0" w:uiPriority="67" w:semiHidden="0" w:name="Medium Grid 1 Accent 4"/>
-    <w:lsdException w:unhideWhenUsed="0" w:uiPriority="68" w:semiHidden="0" w:name="Medium Grid 2 Accent 4"/>
-    <w:lsdException w:unhideWhenUsed="0" w:uiPriority="69" w:semiHidden="0" w:name="Medium Grid 3 Accent 4"/>
-    <w:lsdException w:unhideWhenUsed="0" w:uiPriority="70" w:semiHidden="0" w:name="Dark List Accent 4"/>
-    <w:lsdException w:unhideWhenUsed="0" w:uiPriority="71" w:semiHidden="0" w:name="Colorful Shading Accent 4"/>
-    <w:lsdException w:unhideWhenUsed="0" w:uiPriority="72" w:semiHidden="0" w:name="Colorful List Accent 4"/>
-    <w:lsdException w:unhideWhenUsed="0" w:uiPriority="73" w:semiHidden="0" w:name="Colorful Grid Accent 4"/>
-    <w:lsdException w:unhideWhenUsed="0" w:uiPriority="60" w:semiHidden="0" w:name="Light Shading Accent 5"/>
-    <w:lsdException w:unhideWhenUsed="0" w:uiPriority="61" w:semiHidden="0" w:name="Light List Accent 5"/>
-    <w:lsdException w:unhideWhenUsed="0" w:uiPriority="62" w:semiHidden="0" w:name="Light Grid Accent 5"/>
-    <w:lsdException w:unhideWhenUsed="0" w:uiPriority="63" w:semiHidden="0" w:name="Medium Shading 1 Accent 5"/>
-    <w:lsdException w:unhideWhenUsed="0" w:uiPriority="64" w:semiHidden="0" w:name="Medium Shading 2 Accent 5"/>
-    <w:lsdException w:unhideWhenUsed="0" w:uiPriority="65" w:semiHidden="0" w:name="Medium List 1 Accent 5"/>
-    <w:lsdException w:unhideWhenUsed="0" w:uiPriority="66" w:semiHidden="0" w:name="Medium List 2 Accent 5"/>
-    <w:lsdException w:unhideWhenUsed="0" w:uiPriority="67" w:semiHidden="0" w:name="Medium Grid 1 Accent 5"/>
-    <w:lsdException w:unhideWhenUsed="0" w:uiPriority="68" w:semiHidden="0" w:name="Medium Grid 2 Accent 5"/>
-    <w:lsdException w:unhideWhenUsed="0" w:uiPriority="69" w:semiHidden="0" w:name="Medium Grid 3 Accent 5"/>
-    <w:lsdException w:unhideWhenUsed="0" w:uiPriority="70" w:semiHidden="0" w:name="Dark List Accent 5"/>
-    <w:lsdException w:unhideWhenUsed="0" w:uiPriority="71" w:semiHidden="0" w:name="Colorful Shading Accent 5"/>
-    <w:lsdException w:unhideWhenUsed="0" w:uiPriority="72" w:semiHidden="0" w:name="Colorful List Accent 5"/>
-    <w:lsdException w:unhideWhenUsed="0" w:uiPriority="73" w:semiHidden="0" w:name="Colorful Grid Accent 5"/>
-    <w:lsdException w:unhideWhenUsed="0" w:uiPriority="60" w:semiHidden="0" w:name="Light Shading Accent 6"/>
-    <w:lsdException w:unhideWhenUsed="0" w:uiPriority="61" w:semiHidden="0" w:name="Light List Accent 6"/>
-    <w:lsdException w:unhideWhenUsed="0" w:uiPriority="62" w:semiHidden="0" w:name="Light Grid Accent 6"/>
-    <w:lsdException w:unhideWhenUsed="0" w:uiPriority="63" w:semiHidden="0" w:name="Medium Shading 1 Accent 6"/>
-    <w:lsdException w:unhideWhenUsed="0" w:uiPriority="64" w:semiHidden="0" w:name="Medium Shading 2 Accent 6"/>
-    <w:lsdException w:unhideWhenUsed="0" w:uiPriority="65" w:semiHidden="0" w:name="Medium List 1 Accent 6"/>
-    <w:lsdException w:unhideWhenUsed="0" w:uiPriority="66" w:semiHidden="0" w:name="Medium List 2 Accent 6"/>
-    <w:lsdException w:unhideWhenUsed="0" w:uiPriority="67" w:semiHidden="0" w:name="Medium Grid 1 Accent 6"/>
-    <w:lsdException w:unhideWhenUsed="0" w:uiPriority="68" w:semiHidden="0" w:name="Medium Grid 2 Accent 6"/>
-    <w:lsdException w:unhideWhenUsed="0" w:uiPriority="69" w:semiHidden="0" w:name="Medium Grid 3 Accent 6"/>
-    <w:lsdException w:unhideWhenUsed="0" w:uiPriority="70" w:semiHidden="0" w:name="Dark List Accent 6"/>
-    <w:lsdException w:unhideWhenUsed="0" w:uiPriority="71" w:semiHidden="0" w:name="Colorful Shading Accent 6"/>
-    <w:lsdException w:unhideWhenUsed="0" w:uiPriority="72" w:semiHidden="0" w:name="Colorful List Accent 6"/>
-    <w:lsdException w:unhideWhenUsed="0" w:uiPriority="73" w:semiHidden="0" w:name="Colorful Grid Accent 6"/>
+  <w:latentStyles w:defLockedState="0" w:defUIPriority="99" w:defSemiHidden="0" w:defUnhideWhenUsed="0" w:defQFormat="0" w:count="376">
+    <w:lsdException w:name="Normal" w:uiPriority="0" w:qFormat="1"/>
+    <w:lsdException w:name="heading 1" w:uiPriority="9" w:qFormat="1"/>
+    <w:lsdException w:name="heading 2" w:semiHidden="1" w:uiPriority="9" w:unhideWhenUsed="1" w:qFormat="1"/>
+    <w:lsdException w:name="heading 3" w:semiHidden="1" w:uiPriority="9" w:unhideWhenUsed="1" w:qFormat="1"/>
+    <w:lsdException w:name="heading 4" w:semiHidden="1" w:uiPriority="9" w:unhideWhenUsed="1" w:qFormat="1"/>
+    <w:lsdException w:name="heading 5" w:semiHidden="1" w:uiPriority="9" w:unhideWhenUsed="1" w:qFormat="1"/>
+    <w:lsdException w:name="heading 6" w:semiHidden="1" w:uiPriority="9" w:unhideWhenUsed="1" w:qFormat="1"/>
+    <w:lsdException w:name="heading 7" w:semiHidden="1" w:uiPriority="9" w:unhideWhenUsed="1" w:qFormat="1"/>
+    <w:lsdException w:name="heading 8" w:semiHidden="1" w:uiPriority="9" w:unhideWhenUsed="1" w:qFormat="1"/>
+    <w:lsdException w:name="heading 9" w:semiHidden="1" w:uiPriority="9" w:unhideWhenUsed="1" w:qFormat="1"/>
+    <w:lsdException w:name="index 1" w:semiHidden="1" w:unhideWhenUsed="1"/>
+    <w:lsdException w:name="index 2" w:semiHidden="1" w:unhideWhenUsed="1"/>
+    <w:lsdException w:name="index 3" w:semiHidden="1" w:unhideWhenUsed="1"/>
+    <w:lsdException w:name="index 4" w:semiHidden="1" w:unhideWhenUsed="1"/>
+    <w:lsdException w:name="index 5" w:semiHidden="1" w:unhideWhenUsed="1"/>
+    <w:lsdException w:name="index 6" w:semiHidden="1" w:unhideWhenUsed="1"/>
+    <w:lsdException w:name="index 7" w:semiHidden="1" w:unhideWhenUsed="1"/>
+    <w:lsdException w:name="index 8" w:semiHidden="1" w:unhideWhenUsed="1"/>
+    <w:lsdException w:name="index 9" w:semiHidden="1" w:unhideWhenUsed="1"/>
+    <w:lsdException w:name="toc 1" w:semiHidden="1" w:uiPriority="39" w:unhideWhenUsed="1"/>
+    <w:lsdException w:name="toc 2" w:semiHidden="1" w:uiPriority="39" w:unhideWhenUsed="1"/>
+    <w:lsdException w:name="toc 3" w:semiHidden="1" w:uiPriority="39" w:unhideWhenUsed="1"/>
+    <w:lsdException w:name="toc 4" w:semiHidden="1" w:uiPriority="39" w:unhideWhenUsed="1"/>
+    <w:lsdException w:name="toc 5" w:semiHidden="1" w:uiPriority="39" w:unhideWhenUsed="1"/>
+    <w:lsdException w:name="toc 6" w:semiHidden="1" w:uiPriority="39" w:unhideWhenUsed="1"/>
+    <w:lsdException w:name="toc 7" w:semiHidden="1" w:uiPriority="39" w:unhideWhenUsed="1"/>
+    <w:lsdException w:name="toc 8" w:semiHidden="1" w:uiPriority="39" w:unhideWhenUsed="1"/>
+    <w:lsdException w:name="toc 9" w:semiHidden="1" w:uiPriority="39" w:unhideWhenUsed="1"/>
+    <w:lsdException w:name="Normal Indent" w:semiHidden="1" w:unhideWhenUsed="1"/>
+    <w:lsdException w:name="footnote text" w:semiHidden="1" w:unhideWhenUsed="1"/>
+    <w:lsdException w:name="annotation text" w:semiHidden="1" w:unhideWhenUsed="1"/>
+    <w:lsdException w:name="header" w:unhideWhenUsed="1" w:qFormat="1"/>
+    <w:lsdException w:name="footer" w:unhideWhenUsed="1" w:qFormat="1"/>
+    <w:lsdException w:name="index heading" w:semiHidden="1" w:unhideWhenUsed="1"/>
+    <w:lsdException w:name="caption" w:semiHidden="1" w:uiPriority="35" w:unhideWhenUsed="1" w:qFormat="1"/>
+    <w:lsdException w:name="table of figures" w:semiHidden="1" w:unhideWhenUsed="1"/>
+    <w:lsdException w:name="envelope address" w:semiHidden="1" w:unhideWhenUsed="1"/>
+    <w:lsdException w:name="envelope return" w:semiHidden="1" w:unhideWhenUsed="1"/>
+    <w:lsdException w:name="footnote reference" w:semiHidden="1" w:unhideWhenUsed="1"/>
+    <w:lsdException w:name="annotation reference" w:semiHidden="1" w:unhideWhenUsed="1"/>
+    <w:lsdException w:name="line number" w:semiHidden="1" w:unhideWhenUsed="1"/>
+    <w:lsdException w:name="page number" w:semiHidden="1" w:unhideWhenUsed="1"/>
+    <w:lsdException w:name="endnote reference" w:semiHidden="1" w:unhideWhenUsed="1"/>
+    <w:lsdException w:name="endnote text" w:semiHidden="1" w:unhideWhenUsed="1"/>
+    <w:lsdException w:name="table of authorities" w:semiHidden="1" w:unhideWhenUsed="1"/>
+    <w:lsdException w:name="macro" w:semiHidden="1" w:unhideWhenUsed="1"/>
+    <w:lsdException w:name="toa heading" w:semiHidden="1" w:unhideWhenUsed="1"/>
+    <w:lsdException w:name="List" w:semiHidden="1" w:unhideWhenUsed="1"/>
+    <w:lsdException w:name="List Bullet" w:semiHidden="1" w:unhideWhenUsed="1"/>
+    <w:lsdException w:name="List Number" w:semiHidden="1" w:unhideWhenUsed="1"/>
+    <w:lsdException w:name="List 2" w:semiHidden="1" w:unhideWhenUsed="1"/>
+    <w:lsdException w:name="List 3" w:semiHidden="1" w:unhideWhenUsed="1"/>
+    <w:lsdException w:name="List 4" w:semiHidden="1" w:unhideWhenUsed="1"/>
+    <w:lsdException w:name="List 5" w:semiHidden="1" w:unhideWhenUsed="1"/>
+    <w:lsdException w:name="List Bullet 2" w:semiHidden="1" w:unhideWhenUsed="1"/>
+    <w:lsdException w:name="List Bullet 3" w:semiHidden="1" w:unhideWhenUsed="1"/>
+    <w:lsdException w:name="List Bullet 4" w:semiHidden="1" w:unhideWhenUsed="1"/>
+    <w:lsdException w:name="List Bullet 5" w:semiHidden="1" w:unhideWhenUsed="1"/>
+    <w:lsdException w:name="List Number 2" w:semiHidden="1" w:unhideWhenUsed="1"/>
+    <w:lsdException w:name="List Number 3" w:semiHidden="1" w:unhideWhenUsed="1"/>
+    <w:lsdException w:name="List Number 4" w:semiHidden="1" w:unhideWhenUsed="1"/>
+    <w:lsdException w:name="List Number 5" w:semiHidden="1" w:unhideWhenUsed="1"/>
+    <w:lsdException w:name="Title" w:uiPriority="10" w:qFormat="1"/>
+    <w:lsdException w:name="Closing" w:semiHidden="1" w:unhideWhenUsed="1"/>
+    <w:lsdException w:name="Signature" w:semiHidden="1" w:unhideWhenUsed="1"/>
+    <w:lsdException w:name="Default Paragraph Font" w:semiHidden="1" w:uiPriority="1" w:unhideWhenUsed="1" w:qFormat="1"/>
+    <w:lsdException w:name="Body Text" w:semiHidden="1" w:unhideWhenUsed="1"/>
+    <w:lsdException w:name="Body Text Indent" w:semiHidden="1" w:unhideWhenUsed="1"/>
+    <w:lsdException w:name="List Continue" w:semiHidden="1" w:unhideWhenUsed="1"/>
+    <w:lsdException w:name="List Continue 2" w:semiHidden="1" w:unhideWhenUsed="1"/>
+    <w:lsdException w:name="List Continue 3" w:semiHidden="1" w:unhideWhenUsed="1"/>
+    <w:lsdException w:name="List Continue 4" w:semiHidden="1" w:unhideWhenUsed="1"/>
+    <w:lsdException w:name="List Continue 5" w:semiHidden="1" w:unhideWhenUsed="1"/>
+    <w:lsdException w:name="Message Header" w:semiHidden="1" w:unhideWhenUsed="1"/>
+    <w:lsdException w:name="Subtitle" w:uiPriority="11" w:qFormat="1"/>
+    <w:lsdException w:name="Salutation" w:semiHidden="1" w:unhideWhenUsed="1"/>
+    <w:lsdException w:name="Date" w:semiHidden="1" w:unhideWhenUsed="1"/>
+    <w:lsdException w:name="Body Text First Indent" w:semiHidden="1" w:unhideWhenUsed="1"/>
+    <w:lsdException w:name="Body Text First Indent 2" w:semiHidden="1" w:unhideWhenUsed="1"/>
+    <w:lsdException w:name="Note Heading" w:semiHidden="1" w:unhideWhenUsed="1"/>
+    <w:lsdException w:name="Body Text 2" w:semiHidden="1" w:unhideWhenUsed="1"/>
+    <w:lsdException w:name="Body Text 3" w:semiHidden="1" w:unhideWhenUsed="1"/>
+    <w:lsdException w:name="Body Text Indent 2" w:semiHidden="1" w:unhideWhenUsed="1"/>
+    <w:lsdException w:name="Body Text Indent 3" w:semiHidden="1" w:unhideWhenUsed="1"/>
+    <w:lsdException w:name="Block Text" w:semiHidden="1" w:unhideWhenUsed="1"/>
+    <w:lsdException w:name="Hyperlink" w:semiHidden="1" w:unhideWhenUsed="1"/>
+    <w:lsdException w:name="FollowedHyperlink" w:semiHidden="1" w:unhideWhenUsed="1"/>
+    <w:lsdException w:name="Strong" w:uiPriority="22" w:qFormat="1"/>
+    <w:lsdException w:name="Emphasis" w:uiPriority="20" w:qFormat="1"/>
+    <w:lsdException w:name="Document Map" w:semiHidden="1" w:unhideWhenUsed="1"/>
+    <w:lsdException w:name="Plain Text" w:semiHidden="1" w:unhideWhenUsed="1"/>
+    <w:lsdException w:name="E-mail Signature" w:semiHidden="1" w:unhideWhenUsed="1"/>
+    <w:lsdException w:name="HTML Top of Form" w:semiHidden="1" w:unhideWhenUsed="1"/>
+    <w:lsdException w:name="HTML Bottom of Form" w:semiHidden="1" w:unhideWhenUsed="1"/>
+    <w:lsdException w:name="Normal (Web)" w:semiHidden="1" w:unhideWhenUsed="1"/>
+    <w:lsdException w:name="HTML Acronym" w:semiHidden="1" w:unhideWhenUsed="1"/>
+    <w:lsdException w:name="HTML Address" w:semiHidden="1" w:unhideWhenUsed="1"/>
+    <w:lsdException w:name="HTML Cite" w:semiHidden="1" w:unhideWhenUsed="1"/>
+    <w:lsdException w:name="HTML Code" w:semiHidden="1" w:unhideWhenUsed="1"/>
+    <w:lsdException w:name="HTML Definition" w:semiHidden="1" w:unhideWhenUsed="1"/>
+    <w:lsdException w:name="HTML Keyboard" w:semiHidden="1" w:unhideWhenUsed="1"/>
+    <w:lsdException w:name="HTML Preformatted" w:semiHidden="1" w:unhideWhenUsed="1"/>
+    <w:lsdException w:name="HTML Sample" w:semiHidden="1" w:unhideWhenUsed="1"/>
+    <w:lsdException w:name="HTML Typewriter" w:semiHidden="1" w:unhideWhenUsed="1"/>
+    <w:lsdException w:name="HTML Variable" w:semiHidden="1" w:unhideWhenUsed="1"/>
+    <w:lsdException w:name="Normal Table" w:semiHidden="1" w:unhideWhenUsed="1" w:qFormat="1"/>
+    <w:lsdException w:name="annotation subject" w:semiHidden="1" w:unhideWhenUsed="1"/>
+    <w:lsdException w:name="No List" w:semiHidden="1" w:unhideWhenUsed="1"/>
+    <w:lsdException w:name="Outline List 1" w:semiHidden="1" w:unhideWhenUsed="1"/>
+    <w:lsdException w:name="Outline List 2" w:semiHidden="1" w:unhideWhenUsed="1"/>
+    <w:lsdException w:name="Outline List 3" w:semiHidden="1" w:unhideWhenUsed="1"/>
+    <w:lsdException w:name="Table Simple 1" w:semiHidden="1" w:unhideWhenUsed="1"/>
+    <w:lsdException w:name="Table Simple 2" w:semiHidden="1" w:unhideWhenUsed="1"/>
+    <w:lsdException w:name="Table Simple 3" w:semiHidden="1" w:unhideWhenUsed="1"/>
+    <w:lsdException w:name="Table Classic 1" w:semiHidden="1" w:unhideWhenUsed="1"/>
+    <w:lsdException w:name="Table Classic 2" w:semiHidden="1" w:unhideWhenUsed="1"/>
+    <w:lsdException w:name="Table Classic 3" w:semiHidden="1" w:unhideWhenUsed="1"/>
+    <w:lsdException w:name="Table Classic 4" w:semiHidden="1" w:unhideWhenUsed="1"/>
+    <w:lsdException w:name="Table Colorful 1" w:semiHidden="1" w:unhideWhenUsed="1"/>
+    <w:lsdException w:name="Table Colorful 2" w:semiHidden="1" w:unhideWhenUsed="1"/>
+    <w:lsdException w:name="Table Colorful 3" w:semiHidden="1" w:unhideWhenUsed="1"/>
+    <w:lsdException w:name="Table Columns 1" w:semiHidden="1" w:unhideWhenUsed="1"/>
+    <w:lsdException w:name="Table Columns 2" w:semiHidden="1" w:unhideWhenUsed="1"/>
+    <w:lsdException w:name="Table Columns 3" w:semiHidden="1" w:unhideWhenUsed="1"/>
+    <w:lsdException w:name="Table Columns 4" w:semiHidden="1" w:unhideWhenUsed="1"/>
+    <w:lsdException w:name="Table Columns 5" w:semiHidden="1" w:unhideWhenUsed="1"/>
+    <w:lsdException w:name="Table Grid 1" w:semiHidden="1" w:unhideWhenUsed="1"/>
+    <w:lsdException w:name="Table Grid 2" w:semiHidden="1" w:unhideWhenUsed="1"/>
+    <w:lsdException w:name="Table Grid 3" w:semiHidden="1" w:unhideWhenUsed="1"/>
+    <w:lsdException w:name="Table Grid 4" w:semiHidden="1" w:unhideWhenUsed="1"/>
+    <w:lsdException w:name="Table Grid 5" w:semiHidden="1" w:unhideWhenUsed="1"/>
+    <w:lsdException w:name="Table Grid 6" w:semiHidden="1" w:unhideWhenUsed="1"/>
+    <w:lsdException w:name="Table Grid 7" w:semiHidden="1" w:unhideWhenUsed="1"/>
+    <w:lsdException w:name="Table Grid 8" w:semiHidden="1" w:unhideWhenUsed="1"/>
+    <w:lsdException w:name="Table List 1" w:semiHidden="1" w:unhideWhenUsed="1"/>
+    <w:lsdException w:name="Table List 2" w:semiHidden="1" w:unhideWhenUsed="1"/>
+    <w:lsdException w:name="Table List 3" w:semiHidden="1" w:unhideWhenUsed="1"/>
+    <w:lsdException w:name="Table List 4" w:semiHidden="1" w:unhideWhenUsed="1"/>
+    <w:lsdException w:name="Table List 5" w:semiHidden="1" w:unhideWhenUsed="1"/>
+    <w:lsdException w:name="Table List 6" w:semiHidden="1" w:unhideWhenUsed="1"/>
+    <w:lsdException w:name="Table List 7" w:semiHidden="1" w:unhideWhenUsed="1"/>
+    <w:lsdException w:name="Table List 8" w:semiHidden="1" w:unhideWhenUsed="1"/>
+    <w:lsdException w:name="Table 3D effects 1" w:semiHidden="1" w:unhideWhenUsed="1"/>
+    <w:lsdException w:name="Table 3D effects 2" w:semiHidden="1" w:unhideWhenUsed="1"/>
+    <w:lsdException w:name="Table 3D effects 3" w:semiHidden="1" w:unhideWhenUsed="1"/>
+    <w:lsdException w:name="Table Contemporary" w:semiHidden="1" w:unhideWhenUsed="1"/>
+    <w:lsdException w:name="Table Elegant" w:semiHidden="1" w:unhideWhenUsed="1"/>
+    <w:lsdException w:name="Table Professional" w:semiHidden="1" w:unhideWhenUsed="1"/>
+    <w:lsdException w:name="Table Subtle 1" w:semiHidden="1" w:unhideWhenUsed="1"/>
+    <w:lsdException w:name="Table Subtle 2" w:semiHidden="1" w:unhideWhenUsed="1"/>
+    <w:lsdException w:name="Table Web 1" w:semiHidden="1" w:unhideWhenUsed="1"/>
+    <w:lsdException w:name="Table Web 2" w:semiHidden="1" w:unhideWhenUsed="1"/>
+    <w:lsdException w:name="Table Web 3" w:semiHidden="1" w:unhideWhenUsed="1"/>
+    <w:lsdException w:name="Balloon Text" w:semiHidden="1" w:unhideWhenUsed="1"/>
+    <w:lsdException w:name="Table Grid" w:uiPriority="59" w:qFormat="1"/>
+    <w:lsdException w:name="Table Theme" w:semiHidden="1" w:unhideWhenUsed="1"/>
+    <w:lsdException w:name="Placeholder Text" w:semiHidden="1" w:unhideWhenUsed="1"/>
+    <w:lsdException w:name="No Spacing" w:semiHidden="1" w:unhideWhenUsed="1"/>
+    <w:lsdException w:name="Light Shading" w:uiPriority="60"/>
+    <w:lsdException w:name="Light List" w:uiPriority="61"/>
+    <w:lsdException w:name="Light Grid" w:uiPriority="62"/>
+    <w:lsdException w:name="Medium Shading 1" w:uiPriority="63"/>
+    <w:lsdException w:name="Medium Shading 2" w:uiPriority="64"/>
+    <w:lsdException w:name="Medium List 1" w:uiPriority="65"/>
+    <w:lsdException w:name="Medium List 2" w:uiPriority="66"/>
+    <w:lsdException w:name="Medium Grid 1" w:uiPriority="67"/>
+    <w:lsdException w:name="Medium Grid 2" w:uiPriority="68"/>
+    <w:lsdException w:name="Medium Grid 3" w:uiPriority="69"/>
+    <w:lsdException w:name="Dark List" w:uiPriority="70"/>
+    <w:lsdException w:name="Colorful Shading" w:uiPriority="71"/>
+    <w:lsdException w:name="Colorful List" w:uiPriority="72"/>
+    <w:lsdException w:name="Colorful Grid" w:uiPriority="73"/>
+    <w:lsdException w:name="Light Shading Accent 1" w:uiPriority="60"/>
+    <w:lsdException w:name="Light List Accent 1" w:uiPriority="61"/>
+    <w:lsdException w:name="Light Grid Accent 1" w:uiPriority="62"/>
+    <w:lsdException w:name="Medium Shading 1 Accent 1" w:uiPriority="63"/>
+    <w:lsdException w:name="Medium Shading 2 Accent 1" w:uiPriority="64"/>
+    <w:lsdException w:name="Medium List 1 Accent 1" w:uiPriority="65"/>
+    <w:lsdException w:name="Revision" w:semiHidden="1" w:unhideWhenUsed="1"/>
+    <w:lsdException w:name="List Paragraph" w:uiPriority="34" w:qFormat="1"/>
+    <w:lsdException w:name="Quote" w:semiHidden="1" w:unhideWhenUsed="1"/>
+    <w:lsdException w:name="Intense Quote" w:semiHidden="1" w:unhideWhenUsed="1"/>
+    <w:lsdException w:name="Medium List 2 Accent 1" w:uiPriority="66"/>
+    <w:lsdException w:name="Medium Grid 1 Accent 1" w:uiPriority="67"/>
+    <w:lsdException w:name="Medium Grid 2 Accent 1" w:uiPriority="68"/>
+    <w:lsdException w:name="Medium Grid 3 Accent 1" w:uiPriority="69"/>
+    <w:lsdException w:name="Dark List Accent 1" w:uiPriority="70"/>
+    <w:lsdException w:name="Colorful Shading Accent 1" w:uiPriority="71"/>
+    <w:lsdException w:name="Colorful List Accent 1" w:uiPriority="72"/>
+    <w:lsdException w:name="Colorful Grid Accent 1" w:uiPriority="73"/>
+    <w:lsdException w:name="Light Shading Accent 2" w:uiPriority="60"/>
+    <w:lsdException w:name="Light List Accent 2" w:uiPriority="61"/>
+    <w:lsdException w:name="Light Grid Accent 2" w:uiPriority="62"/>
+    <w:lsdException w:name="Medium Shading 1 Accent 2" w:uiPriority="63"/>
+    <w:lsdException w:name="Medium Shading 2 Accent 2" w:uiPriority="64"/>
+    <w:lsdException w:name="Medium List 1 Accent 2" w:uiPriority="65"/>
+    <w:lsdException w:name="Medium List 2 Accent 2" w:uiPriority="66"/>
+    <w:lsdException w:name="Medium Grid 1 Accent 2" w:uiPriority="67"/>
+    <w:lsdException w:name="Medium Grid 2 Accent 2" w:uiPriority="68"/>
+    <w:lsdException w:name="Medium Grid 3 Accent 2" w:uiPriority="69"/>
+    <w:lsdException w:name="Dark List Accent 2" w:uiPriority="70"/>
+    <w:lsdException w:name="Colorful Shading Accent 2" w:uiPriority="71"/>
+    <w:lsdException w:name="Colorful List Accent 2" w:uiPriority="72"/>
+    <w:lsdException w:name="Colorful Grid Accent 2" w:uiPriority="73"/>
+    <w:lsdException w:name="Light Shading Accent 3" w:uiPriority="60"/>
+    <w:lsdException w:name="Light List Accent 3" w:uiPriority="61"/>
+    <w:lsdException w:name="Light Grid Accent 3" w:uiPriority="62"/>
+    <w:lsdException w:name="Medium Shading 1 Accent 3" w:uiPriority="63"/>
+    <w:lsdException w:name="Medium Shading 2 Accent 3" w:uiPriority="64"/>
+    <w:lsdException w:name="Medium List 1 Accent 3" w:uiPriority="65"/>
+    <w:lsdException w:name="Medium List 2 Accent 3" w:uiPriority="66"/>
+    <w:lsdException w:name="Medium Grid 1 Accent 3" w:uiPriority="67"/>
+    <w:lsdException w:name="Medium Grid 2 Accent 3" w:uiPriority="68"/>
+    <w:lsdException w:name="Medium Grid 3 Accent 3" w:uiPriority="69"/>
+    <w:lsdException w:name="Dark List Accent 3" w:uiPriority="70"/>
+    <w:lsdException w:name="Colorful Shading Accent 3" w:uiPriority="71"/>
+    <w:lsdException w:name="Colorful List Accent 3" w:uiPriority="72"/>
+    <w:lsdException w:name="Colorful Grid Accent 3" w:uiPriority="73"/>
+    <w:lsdException w:name="Light Shading Accent 4" w:uiPriority="60"/>
+    <w:lsdException w:name="Light List Accent 4" w:uiPriority="61"/>
+    <w:lsdException w:name="Light Grid Accent 4" w:uiPriority="62"/>
+    <w:lsdException w:name="Medium Shading 1 Accent 4" w:uiPriority="63"/>
+    <w:lsdException w:name="Medium Shading 2 Accent 4" w:uiPriority="64"/>
+    <w:lsdException w:name="Medium List 1 Accent 4" w:uiPriority="65"/>
+    <w:lsdException w:name="Medium List 2 Accent 4" w:uiPriority="66"/>
+    <w:lsdException w:name="Medium Grid 1 Accent 4" w:uiPriority="67"/>
+    <w:lsdException w:name="Medium Grid 2 Accent 4" w:uiPriority="68"/>
+    <w:lsdException w:name="Medium Grid 3 Accent 4" w:uiPriority="69"/>
+    <w:lsdException w:name="Dark List Accent 4" w:uiPriority="70"/>
+    <w:lsdException w:name="Colorful Shading Accent 4" w:uiPriority="71"/>
+    <w:lsdException w:name="Colorful List Accent 4" w:uiPriority="72"/>
+    <w:lsdException w:name="Colorful Grid Accent 4" w:uiPriority="73"/>
+    <w:lsdException w:name="Light Shading Accent 5" w:uiPriority="60"/>
+    <w:lsdException w:name="Light List Accent 5" w:uiPriority="61"/>
+    <w:lsdException w:name="Light Grid Accent 5" w:uiPriority="62"/>
+    <w:lsdException w:name="Medium Shading 1 Accent 5" w:uiPriority="63"/>
+    <w:lsdException w:name="Medium Shading 2 Accent 5" w:uiPriority="64"/>
+    <w:lsdException w:name="Medium List 1 Accent 5" w:uiPriority="65"/>
+    <w:lsdException w:name="Medium List 2 Accent 5" w:uiPriority="66"/>
+    <w:lsdException w:name="Medium Grid 1 Accent 5" w:uiPriority="67"/>
+    <w:lsdException w:name="Medium Grid 2 Accent 5" w:uiPriority="68"/>
+    <w:lsdException w:name="Medium Grid 3 Accent 5" w:uiPriority="69"/>
+    <w:lsdException w:name="Dark List Accent 5" w:uiPriority="70"/>
+    <w:lsdException w:name="Colorful Shading Accent 5" w:uiPriority="71"/>
+    <w:lsdException w:name="Colorful List Accent 5" w:uiPriority="72"/>
+    <w:lsdException w:name="Colorful Grid Accent 5" w:uiPriority="73"/>
+    <w:lsdException w:name="Light Shading Accent 6" w:uiPriority="60"/>
+    <w:lsdException w:name="Light List Accent 6" w:uiPriority="61"/>
+    <w:lsdException w:name="Light Grid Accent 6" w:uiPriority="62"/>
+    <w:lsdException w:name="Medium Shading 1 Accent 6" w:uiPriority="63"/>
+    <w:lsdException w:name="Medium Shading 2 Accent 6" w:uiPriority="64"/>
+    <w:lsdException w:name="Medium List 1 Accent 6" w:uiPriority="65"/>
+    <w:lsdException w:name="Medium List 2 Accent 6" w:uiPriority="66"/>
+    <w:lsdException w:name="Medium Grid 1 Accent 6" w:uiPriority="67"/>
+    <w:lsdException w:name="Medium Grid 2 Accent 6" w:uiPriority="68"/>
+    <w:lsdException w:name="Medium Grid 3 Accent 6" w:uiPriority="69"/>
+    <w:lsdException w:name="Dark List Accent 6" w:uiPriority="70"/>
+    <w:lsdException w:name="Colorful Shading Accent 6" w:uiPriority="71"/>
+    <w:lsdException w:name="Colorful List Accent 6" w:uiPriority="72"/>
+    <w:lsdException w:name="Colorful Grid Accent 6" w:uiPriority="73"/>
+    <w:lsdException w:name="Subtle Emphasis" w:uiPriority="19" w:qFormat="1"/>
+    <w:lsdException w:name="Intense Emphasis" w:uiPriority="21" w:qFormat="1"/>
+    <w:lsdException w:name="Subtle Reference" w:uiPriority="31" w:qFormat="1"/>
+    <w:lsdException w:name="Intense Reference" w:uiPriority="32" w:qFormat="1"/>
+    <w:lsdException w:name="Book Title" w:uiPriority="33" w:qFormat="1"/>
+    <w:lsdException w:name="Bibliography" w:semiHidden="1" w:uiPriority="37" w:unhideWhenUsed="1"/>
+    <w:lsdException w:name="TOC Heading" w:semiHidden="1" w:uiPriority="39" w:unhideWhenUsed="1" w:qFormat="1"/>
+    <w:lsdException w:name="Plain Table 1" w:uiPriority="41"/>
+    <w:lsdException w:name="Plain Table 2" w:uiPriority="42"/>
+    <w:lsdException w:name="Plain Table 3" w:uiPriority="43"/>
+    <w:lsdException w:name="Plain Table 4" w:uiPriority="44"/>
+    <w:lsdException w:name="Plain Table 5" w:uiPriority="45"/>
+    <w:lsdException w:name="Grid Table Light" w:uiPriority="40"/>
+    <w:lsdException w:name="Grid Table 1 Light" w:uiPriority="46"/>
+    <w:lsdException w:name="Grid Table 2" w:uiPriority="47"/>
+    <w:lsdException w:name="Grid Table 3" w:uiPriority="48"/>
+    <w:lsdException w:name="Grid Table 4" w:uiPriority="49"/>
+    <w:lsdException w:name="Grid Table 5 Dark" w:uiPriority="50"/>
+    <w:lsdException w:name="Grid Table 6 Colorful" w:uiPriority="51"/>
+    <w:lsdException w:name="Grid Table 7 Colorful" w:uiPriority="52"/>
+    <w:lsdException w:name="Grid Table 1 Light Accent 1" w:uiPriority="46"/>
+    <w:lsdException w:name="Grid Table 2 Accent 1" w:uiPriority="47"/>
+    <w:lsdException w:name="Grid Table 3 Accent 1" w:uiPriority="48"/>
+    <w:lsdException w:name="Grid Table 4 Accent 1" w:uiPriority="49"/>
+    <w:lsdException w:name="Grid Table 5 Dark Accent 1" w:uiPriority="50"/>
+    <w:lsdException w:name="Grid Table 6 Colorful Accent 1" w:uiPriority="51"/>
+    <w:lsdException w:name="Grid Table 7 Colorful Accent 1" w:uiPriority="52"/>
+    <w:lsdException w:name="Grid Table 1 Light Accent 2" w:uiPriority="46"/>
+    <w:lsdException w:name="Grid Table 2 Accent 2" w:uiPriority="47"/>
+    <w:lsdException w:name="Grid Table 3 Accent 2" w:uiPriority="48"/>
+    <w:lsdException w:name="Grid Table 4 Accent 2" w:uiPriority="49"/>
+    <w:lsdException w:name="Grid Table 5 Dark Accent 2" w:uiPriority="50"/>
+    <w:lsdException w:name="Grid Table 6 Colorful Accent 2" w:uiPriority="51"/>
+    <w:lsdException w:name="Grid Table 7 Colorful Accent 2" w:uiPriority="52"/>
+    <w:lsdException w:name="Grid Table 1 Light Accent 3" w:uiPriority="46"/>
+    <w:lsdException w:name="Grid Table 2 Accent 3" w:uiPriority="47"/>
+    <w:lsdException w:name="Grid Table 3 Accent 3" w:uiPriority="48"/>
+    <w:lsdException w:name="Grid Table 4 Accent 3" w:uiPriority="49"/>
+    <w:lsdException w:name="Grid Table 5 Dark Accent 3" w:uiPriority="50"/>
+    <w:lsdException w:name="Grid Table 6 Colorful Accent 3" w:uiPriority="51"/>
+    <w:lsdException w:name="Grid Table 7 Colorful Accent 3" w:uiPriority="52"/>
+    <w:lsdException w:name="Grid Table 1 Light Accent 4" w:uiPriority="46"/>
+    <w:lsdException w:name="Grid Table 2 Accent 4" w:uiPriority="47"/>
+    <w:lsdException w:name="Grid Table 3 Accent 4" w:uiPriority="48"/>
+    <w:lsdException w:name="Grid Table 4 Accent 4" w:uiPriority="49"/>
+    <w:lsdException w:name="Grid Table 5 Dark Accent 4" w:uiPriority="50"/>
+    <w:lsdException w:name="Grid Table 6 Colorful Accent 4" w:uiPriority="51"/>
+    <w:lsdException w:name="Grid Table 7 Colorful Accent 4" w:uiPriority="52"/>
+    <w:lsdException w:name="Grid Table 1 Light Accent 5" w:uiPriority="46"/>
+    <w:lsdException w:name="Grid Table 2 Accent 5" w:uiPriority="47"/>
+    <w:lsdException w:name="Grid Table 3 Accent 5" w:uiPriority="48"/>
+    <w:lsdException w:name="Grid Table 4 Accent 5" w:uiPriority="49"/>
+    <w:lsdException w:name="Grid Table 5 Dark Accent 5" w:uiPriority="50"/>
+    <w:lsdException w:name="Grid Table 6 Colorful Accent 5" w:uiPriority="51"/>
+    <w:lsdException w:name="Grid Table 7 Colorful Accent 5" w:uiPriority="52"/>
+    <w:lsdException w:name="Grid Table 1 Light Accent 6" w:uiPriority="46"/>
+    <w:lsdException w:name="Grid Table 2 Accent 6" w:uiPriority="47"/>
+    <w:lsdException w:name="Grid Table 3 Accent 6" w:uiPriority="48"/>
+    <w:lsdException w:name="Grid Table 4 Accent 6" w:uiPriority="49"/>
+    <w:lsdException w:name="Grid Table 5 Dark Accent 6" w:uiPriority="50"/>
+    <w:lsdException w:name="Grid Table 6 Colorful Accent 6" w:uiPriority="51"/>
+    <w:lsdException w:name="Grid Table 7 Colorful Accent 6" w:uiPriority="52"/>
+    <w:lsdException w:name="List Table 1 Light" w:uiPriority="46"/>
+    <w:lsdException w:name="List Table 2" w:uiPriority="47"/>
+    <w:lsdException w:name="List Table 3" w:uiPriority="48"/>
+    <w:lsdException w:name="List Table 4" w:uiPriority="49"/>
+    <w:lsdException w:name="List Table 5 Dark" w:uiPriority="50"/>
+    <w:lsdException w:name="List Table 6 Colorful" w:uiPriority="51"/>
+    <w:lsdException w:name="List Table 7 Colorful" w:uiPriority="52"/>
+    <w:lsdException w:name="List Table 1 Light Accent 1" w:uiPriority="46"/>
+    <w:lsdException w:name="List Table 2 Accent 1" w:uiPriority="47"/>
+    <w:lsdException w:name="List Table 3 Accent 1" w:uiPriority="48"/>
+    <w:lsdException w:name="List Table 4 Accent 1" w:uiPriority="49"/>
+    <w:lsdException w:name="List Table 5 Dark Accent 1" w:uiPriority="50"/>
+    <w:lsdException w:name="List Table 6 Colorful Accent 1" w:uiPriority="51"/>
+    <w:lsdException w:name="List Table 7 Colorful Accent 1" w:uiPriority="52"/>
+    <w:lsdException w:name="List Table 1 Light Accent 2" w:uiPriority="46"/>
+    <w:lsdException w:name="List Table 2 Accent 2" w:uiPriority="47"/>
+    <w:lsdException w:name="List Table 3 Accent 2" w:uiPriority="48"/>
+    <w:lsdException w:name="List Table 4 Accent 2" w:uiPriority="49"/>
+    <w:lsdException w:name="List Table 5 Dark Accent 2" w:uiPriority="50"/>
+    <w:lsdException w:name="List Table 6 Colorful Accent 2" w:uiPriority="51"/>
+    <w:lsdException w:name="List Table 7 Colorful Accent 2" w:uiPriority="52"/>
+    <w:lsdException w:name="List Table 1 Light Accent 3" w:uiPriority="46"/>
+    <w:lsdException w:name="List Table 2 Accent 3" w:uiPriority="47"/>
+    <w:lsdException w:name="List Table 3 Accent 3" w:uiPriority="48"/>
+    <w:lsdException w:name="List Table 4 Accent 3" w:uiPriority="49"/>
+    <w:lsdException w:name="List Table 5 Dark Accent 3" w:uiPriority="50"/>
+    <w:lsdException w:name="List Table 6 Colorful Accent 3" w:uiPriority="51"/>
+    <w:lsdException w:name="List Table 7 Colorful Accent 3" w:uiPriority="52"/>
+    <w:lsdException w:name="List Table 1 Light Accent 4" w:uiPriority="46"/>
+    <w:lsdException w:name="List Table 2 Accent 4" w:uiPriority="47"/>
+    <w:lsdException w:name="List Table 3 Accent 4" w:uiPriority="48"/>
+    <w:lsdException w:name="List Table 4 Accent 4" w:uiPriority="49"/>
+    <w:lsdException w:name="List Table 5 Dark Accent 4" w:uiPriority="50"/>
+    <w:lsdException w:name="List Table 6 Colorful Accent 4" w:uiPriority="51"/>
+    <w:lsdException w:name="List Table 7 Colorful Accent 4" w:uiPriority="52"/>
+    <w:lsdException w:name="List Table 1 Light Accent 5" w:uiPriority="46"/>
+    <w:lsdException w:name="List Table 2 Accent 5" w:uiPriority="47"/>
+    <w:lsdException w:name="List Table 3 Accent 5" w:uiPriority="48"/>
+    <w:lsdException w:name="List Table 4 Accent 5" w:uiPriority="49"/>
+    <w:lsdException w:name="List Table 5 Dark Accent 5" w:uiPriority="50"/>
+    <w:lsdException w:name="List Table 6 Colorful Accent 5" w:uiPriority="51"/>
+    <w:lsdException w:name="List Table 7 Colorful Accent 5" w:uiPriority="52"/>
+    <w:lsdException w:name="List Table 1 Light Accent 6" w:uiPriority="46"/>
+    <w:lsdException w:name="List Table 2 Accent 6" w:uiPriority="47"/>
+    <w:lsdException w:name="List Table 3 Accent 6" w:uiPriority="48"/>
+    <w:lsdException w:name="List Table 4 Accent 6" w:uiPriority="49"/>
+    <w:lsdException w:name="List Table 5 Dark Accent 6" w:uiPriority="50"/>
+    <w:lsdException w:name="List Table 6 Colorful Accent 6" w:uiPriority="51"/>
+    <w:lsdException w:name="List Table 7 Colorful Accent 6" w:uiPriority="52"/>
+    <w:lsdException w:name="Mention" w:semiHidden="1" w:unhideWhenUsed="1"/>
+    <w:lsdException w:name="Smart Hyperlink" w:semiHidden="1" w:unhideWhenUsed="1"/>
+    <w:lsdException w:name="Hashtag" w:semiHidden="1" w:unhideWhenUsed="1"/>
+    <w:lsdException w:name="Unresolved Mention" w:semiHidden="1" w:unhideWhenUsed="1"/>
+    <w:lsdException w:name="Smart Link" w:semiHidden="1" w:unhideWhenUsed="1"/>
   </w:latentStyles>
-  <w:style w:type="paragraph" w:default="1" w:styleId="1">
+  <w:style w:type="paragraph" w:default="1" w:styleId="a">
     <w:name w:val="Normal"/>
     <w:qFormat/>
-    <w:uiPriority w:val="0"/>
     <w:pPr>
       <w:widowControl w:val="0"/>
       <w:jc w:val="both"/>
     </w:pPr>
     <w:rPr>
-      <w:rFonts w:asciiTheme="minorHAnsi" w:hAnsiTheme="minorHAnsi" w:eastAsiaTheme="minorEastAsia" w:cstheme="minorBidi"/>
       <w:kern w:val="2"/>
       <w:sz w:val="21"/>
       <w:szCs w:val="22"/>
-      <w:lang w:val="en-US" w:eastAsia="zh-CN" w:bidi="ar-SA"/>
     </w:rPr>
   </w:style>
-  <w:style w:type="character" w:default="1" w:styleId="6">
+  <w:style w:type="character" w:default="1" w:styleId="a0">
     <w:name w:val="Default Paragraph Font"/>
+    <w:uiPriority w:val="1"/>
     <w:semiHidden/>
     <w:unhideWhenUsed/>
-    <w:qFormat/>
-    <w:uiPriority w:val="1"/>
   </w:style>
-  <w:style w:type="table" w:default="1" w:styleId="4">
+  <w:style w:type="table" w:default="1" w:styleId="a1">
     <w:name w:val="Normal Table"/>
+    <w:uiPriority w:val="99"/>
     <w:semiHidden/>
     <w:unhideWhenUsed/>
-    <w:qFormat/>
-    <w:uiPriority w:val="99"/>
     <w:tblPr>
+      <w:tblInd w:w="0" w:type="dxa"/>
       <w:tblCellMar>
         <w:top w:w="0" w:type="dxa"/>
         <w:left w:w="108" w:type="dxa"/>
@@ -3680,13 +3222,19 @@
       </w:tblCellMar>
     </w:tblPr>
   </w:style>
-  <w:style w:type="paragraph" w:styleId="2">
+  <w:style w:type="numbering" w:default="1" w:styleId="a2">
+    <w:name w:val="No List"/>
+    <w:uiPriority w:val="99"/>
+    <w:semiHidden/>
+    <w:unhideWhenUsed/>
+  </w:style>
+  <w:style w:type="paragraph" w:styleId="a3">
     <w:name w:val="footer"/>
-    <w:basedOn w:val="1"/>
-    <w:link w:val="9"/>
+    <w:basedOn w:val="a"/>
+    <w:link w:val="a4"/>
+    <w:uiPriority w:val="99"/>
     <w:unhideWhenUsed/>
     <w:qFormat/>
-    <w:uiPriority w:val="99"/>
     <w:pPr>
       <w:tabs>
         <w:tab w:val="center" w:pos="4153"/>
@@ -3700,16 +3248,16 @@
       <w:szCs w:val="18"/>
     </w:rPr>
   </w:style>
-  <w:style w:type="paragraph" w:styleId="3">
+  <w:style w:type="paragraph" w:styleId="a5">
     <w:name w:val="header"/>
-    <w:basedOn w:val="1"/>
-    <w:link w:val="8"/>
+    <w:basedOn w:val="a"/>
+    <w:link w:val="a6"/>
+    <w:uiPriority w:val="99"/>
     <w:unhideWhenUsed/>
     <w:qFormat/>
-    <w:uiPriority w:val="99"/>
     <w:pPr>
       <w:pBdr>
-        <w:bottom w:val="single" w:color="auto" w:sz="6" w:space="1"/>
+        <w:bottom w:val="single" w:sz="6" w:space="1" w:color="auto"/>
       </w:pBdr>
       <w:tabs>
         <w:tab w:val="center" w:pos="4153"/>
@@ -3723,48 +3271,48 @@
       <w:szCs w:val="18"/>
     </w:rPr>
   </w:style>
-  <w:style w:type="table" w:styleId="5">
+  <w:style w:type="table" w:styleId="a7">
     <w:name w:val="Table Grid"/>
-    <w:basedOn w:val="4"/>
+    <w:basedOn w:val="a1"/>
+    <w:uiPriority w:val="59"/>
     <w:qFormat/>
-    <w:uiPriority w:val="59"/>
     <w:tblPr>
       <w:tblBorders>
-        <w:top w:val="single" w:color="auto" w:sz="4" w:space="0"/>
-        <w:left w:val="single" w:color="auto" w:sz="4" w:space="0"/>
-        <w:bottom w:val="single" w:color="auto" w:sz="4" w:space="0"/>
-        <w:right w:val="single" w:color="auto" w:sz="4" w:space="0"/>
-        <w:insideH w:val="single" w:color="auto" w:sz="4" w:space="0"/>
-        <w:insideV w:val="single" w:color="auto" w:sz="4" w:space="0"/>
+        <w:top w:val="single" w:sz="4" w:space="0" w:color="auto"/>
+        <w:left w:val="single" w:sz="4" w:space="0" w:color="auto"/>
+        <w:bottom w:val="single" w:sz="4" w:space="0" w:color="auto"/>
+        <w:right w:val="single" w:sz="4" w:space="0" w:color="auto"/>
+        <w:insideH w:val="single" w:sz="4" w:space="0" w:color="auto"/>
+        <w:insideV w:val="single" w:sz="4" w:space="0" w:color="auto"/>
       </w:tblBorders>
     </w:tblPr>
   </w:style>
-  <w:style w:type="paragraph" w:styleId="7">
+  <w:style w:type="paragraph" w:styleId="a8">
     <w:name w:val="List Paragraph"/>
-    <w:basedOn w:val="1"/>
+    <w:basedOn w:val="a"/>
+    <w:uiPriority w:val="34"/>
     <w:qFormat/>
-    <w:uiPriority w:val="34"/>
     <w:pPr>
-      <w:ind w:firstLine="420" w:firstLineChars="200"/>
+      <w:ind w:firstLineChars="200" w:firstLine="420"/>
     </w:pPr>
   </w:style>
-  <w:style w:type="character" w:customStyle="1" w:styleId="8">
+  <w:style w:type="character" w:customStyle="1" w:styleId="a6">
     <w:name w:val="页眉 字符"/>
-    <w:basedOn w:val="6"/>
-    <w:link w:val="3"/>
+    <w:basedOn w:val="a0"/>
+    <w:link w:val="a5"/>
+    <w:uiPriority w:val="99"/>
     <w:qFormat/>
-    <w:uiPriority w:val="99"/>
     <w:rPr>
       <w:sz w:val="18"/>
       <w:szCs w:val="18"/>
     </w:rPr>
   </w:style>
-  <w:style w:type="character" w:customStyle="1" w:styleId="9">
+  <w:style w:type="character" w:customStyle="1" w:styleId="a4">
     <w:name w:val="页脚 字符"/>
-    <w:basedOn w:val="6"/>
-    <w:link w:val="2"/>
+    <w:basedOn w:val="a0"/>
+    <w:link w:val="a3"/>
+    <w:uiPriority w:val="99"/>
     <w:qFormat/>
-    <w:uiPriority w:val="99"/>
     <w:rPr>
       <w:sz w:val="18"/>
       <w:szCs w:val="18"/>
@@ -4054,5 +3602,6 @@
     </a:fmtScheme>
   </a:themeElements>
   <a:objectDefaults/>
+  <a:extraClrSchemeLst/>
 </a:theme>
 </file>